--- a/analysis/deliverables/KOSI_이슈n포커스_제안서_지원사업유형분석.docx
+++ b/analysis/deliverables/KOSI_이슈n포커스_제안서_지원사업유형분석.docx
@@ -824,6 +824,26 @@
                 <w:sz w:val="21"/>
                 <w:szCs w:val="21"/>
               </w:rPr>
+              <w:t xml:space="preserve">정책평가팀은 중소기업 지원사업 현황조사를 위해 열린재정의 세부사업별 「예산 및 기금운용계획 사업설명자료」(연 7,400~8,100개)를 전수 수집·파싱하여 중소기업 지원사업 정보 DB를 구축(2024~2026년 중앙부처 내역사업 2,189건, 기업마당 공고 연계). 이 DB를 활용한 지원사업 구조 분석이 후속 과제</w:t>
+            </w:r>
+          </w:p>
+          <w:p>
+            <w:pPr>
+              <w:pStyle w:val="ListParagraph"/>
+              <w:numPr>
+                <w:ilvl w:val="0"/>
+                <w:numId w:val="2"/>
+              </w:numPr>
+              <w:spacing w:after="40" w:before="0" w:line="320"/>
+            </w:pPr>
+            <w:r>
+              <w:rPr>
+                <w:rFonts w:ascii="KoPub바탕체" w:cs="KoPub바탕체" w:eastAsia="KoPub바탕체" w:hAnsi="KoPub바탕체"/>
+                <w:b w:val="false"/>
+                <w:bCs w:val="false"/>
+                <w:sz w:val="21"/>
+                <w:szCs w:val="21"/>
+              </w:rPr>
               <w:t xml:space="preserve">중앙부처 중소기업 지원사업은 23개 소관, 연 670~800건의 내역사업(2026년 예산 30.95조원)으로 운영되나 부처별 사업목적 서술이 달라 '무엇을 위한 지원인가'를 공통 기준으로 비교하기 어려움</w:t>
             </w:r>
           </w:p>
@@ -844,7 +864,7 @@
                 <w:sz w:val="21"/>
                 <w:szCs w:val="21"/>
               </w:rPr>
-              <w:t xml:space="preserve">정책디렉토리의 지원분야 분류는 내역사업의 36%(787건)가 결측이고 '혼합(단독+공동)' 등 포괄 항목이 331건에 달하며, 수단 항목(융자)과 목적 항목(시장개척)이 한 축에 혼재</w:t>
+              <w:t xml:space="preserve">정책디렉토리의 지원분야 분류는 2025년 이후에만 연계되어 내역사업의 36%(787건)가 결측이고 '혼합(단독+공동)' 등 포괄 항목이 331건에 달하며, 수단 항목(융자)과 목적 항목(시장개척)이 한 축에 혼재</w:t>
             </w:r>
           </w:p>
           <w:p>
@@ -959,6 +979,26 @@
                 <w:sz w:val="21"/>
                 <w:szCs w:val="21"/>
               </w:rPr>
+              <w:t xml:space="preserve">열린재정 사업설명자료 기반 중소기업 지원사업 정보 DB의 구축 과정과 보유 항목을 제시하고, DB를 활용한 분석 사례로 지원사업 유형화를 수행</w:t>
+            </w:r>
+          </w:p>
+          <w:p>
+            <w:pPr>
+              <w:pStyle w:val="ListParagraph"/>
+              <w:numPr>
+                <w:ilvl w:val="0"/>
+                <w:numId w:val="2"/>
+              </w:numPr>
+              <w:spacing w:after="40" w:before="0" w:line="320"/>
+            </w:pPr>
+            <w:r>
+              <w:rPr>
+                <w:rFonts w:ascii="KoPub바탕체" w:cs="KoPub바탕체" w:eastAsia="KoPub바탕체" w:hAnsi="KoPub바탕체"/>
+                <w:b w:val="false"/>
+                <w:bCs w:val="false"/>
+                <w:sz w:val="21"/>
+                <w:szCs w:val="21"/>
+              </w:rPr>
               <w:t xml:space="preserve">2024~2026년 중앙부처 내역사업 2,189건의 사업목적·내용과 기업마당 공고 지원내용을 임베딩·군집분석하여 지원목적 유형(8개 대분류·22개 중분류)을 도출하고, 지원대상(9개)·지원수단(9개)·지원내용(11개) 유형을 더한 4축 분류체계를 제시</w:t>
             </w:r>
           </w:p>
@@ -1054,7 +1094,27 @@
                 <w:sz w:val="21"/>
                 <w:szCs w:val="21"/>
               </w:rPr>
-              <w:t xml:space="preserve">(서론) 배경·목적, 분석자료(정책평가팀 지원사업 DB)와 방법(문장 임베딩 → 산업영역 방향 제거 → 기능어휘 결합 → 군집 → 해석적 병합)</w:t>
+              <w:t xml:space="preserve">(서론) 배경·목적, 분석자료와 방법(문장 임베딩 → 산업영역 방향 제거 → 기능어휘 결합 → 군집 → 해석적 병합)</w:t>
+            </w:r>
+          </w:p>
+          <w:p>
+            <w:pPr>
+              <w:pStyle w:val="ListParagraph"/>
+              <w:numPr>
+                <w:ilvl w:val="0"/>
+                <w:numId w:val="2"/>
+              </w:numPr>
+              <w:spacing w:after="40" w:before="0" w:line="320"/>
+            </w:pPr>
+            <w:r>
+              <w:rPr>
+                <w:rFonts w:ascii="KoPub바탕체" w:cs="KoPub바탕체" w:eastAsia="KoPub바탕체" w:hAnsi="KoPub바탕체"/>
+                <w:b w:val="false"/>
+                <w:bCs w:val="false"/>
+                <w:sz w:val="21"/>
+                <w:szCs w:val="21"/>
+              </w:rPr>
+              <w:t xml:space="preserve">(사업정보 DB 구축) 열린재정 사업설명자료 전수 수집(연 7,400~8,100개 세부사업) → 중소기업 지원사업 선별(400~470개) → 세부·내역사업 2계층 파싱(내역사업 796·722·671건) → 기업마당 공고·정책디렉토리 연계 → 연도 간 일몰·이관 추적</w:t>
             </w:r>
           </w:p>
           <w:p>
@@ -1364,7 +1424,7 @@
                 <w:sz w:val="21"/>
                 <w:szCs w:val="21"/>
               </w:rPr>
-              <w:t xml:space="preserve">정책평가팀 중소기업 지원사업 DB(중앙부처 세부·내역사업, 기업마당 공고 연계)와 공개 분석 코드(bge-m3, scikit-learn, kiwipiepy) 활용</w:t>
+              <w:t xml:space="preserve">정책평가팀이 구축한 중소기업 지원사업 정보 DB(열린재정 사업설명자료 파싱, 중앙부처·지자체 세부·내역사업, 기업마당 공고 연계)와 공개 분석 코드(bge-m3, scikit-learn, kiwipiepy) 활용</w:t>
             </w:r>
           </w:p>
           <w:p>

--- a/analysis/deliverables/KOSI_이슈n포커스_제안서_지원사업유형분석.docx
+++ b/analysis/deliverables/KOSI_이슈n포커스_제안서_지원사업유형분석.docx
@@ -1194,7 +1194,7 @@
                 <w:sz w:val="21"/>
                 <w:szCs w:val="21"/>
               </w:rPr>
-              <w:t xml:space="preserve">(지원대상·수단·내용 유형) 대상은 중소·중견기업 일반 24.8%·제도 연계 사업체 20.2%·산학연 15.8%, 수단은 융자 39.6%·R&amp;D 출연 18.6%·보증 16.1%, 내용은 자금 융자·보증 제공 49.3%·기술개발 과제 12.7%; 목적×수단·대상 교차와 4축 조합(268개) 분석</w:t>
+              <w:t xml:space="preserve">(지원대상·수단·내용 유형) 대상은 중소·중견기업 일반 24.8%·제도 연계 사업체 20.2%·산학연 15.8%, 수단은 융자 39.6%·R&amp;D 출연 18.6%·보증 16.1%, 내용은 자금 융자·보증 제공 49.3%·기술개발 과제 12.7%; 축별 타당성 지표, 목적×수단·대상·내용 교차와 4축 조합(270개, 1차 유사중복 검토 모집단 91개 조합) 분석</w:t>
             </w:r>
           </w:p>
           <w:p>

--- a/analysis/deliverables/KOSI_이슈n포커스_제안서_지원사업유형분석.docx
+++ b/analysis/deliverables/KOSI_이슈n포커스_제안서_지원사업유형분석.docx
@@ -999,7 +999,7 @@
                 <w:sz w:val="21"/>
                 <w:szCs w:val="21"/>
               </w:rPr>
-              <w:t xml:space="preserve">2024~2026년 중앙부처 내역사업 2,189건의 사업목적·내용과 기업마당 공고 지원내용을 임베딩·군집분석하여 지원목적 유형(8개 대분류·22개 중분류)을 도출하고, 지원대상(9개)·지원수단(9개)·지원내용(11개) 유형을 더한 4축 분류체계를 제시</w:t>
+              <w:t xml:space="preserve">2024~2026년 중앙부처 내역사업 2,189건의 사업목적·내용과 기업마당 공고 지원내용을 임베딩·군집분석하여 지원목적 유형(8개 대분류·22개 중분류)을 도출하고, 지원대상(10개)·지원수단(9개)·지원내용(11개) 유형을 더한 4축 분류체계를 제시</w:t>
             </w:r>
           </w:p>
           <w:p>
@@ -1194,27 +1194,27 @@
                 <w:sz w:val="21"/>
                 <w:szCs w:val="21"/>
               </w:rPr>
-              <w:t xml:space="preserve">(지원대상·수단·내용 유형) 대상은 중소·중견기업 일반 24.8%·제도 연계 사업체 20.2%·산학연 15.8%, 수단은 융자 39.6%·R&amp;D 출연 18.6%·보증 16.1%, 내용은 자금 융자·보증 제공 49.3%·기술개발 과제 12.7%; 축별 타당성 지표, 목적×수단·대상·내용 교차와 4축 조합(270개, 1차 유사중복 검토 모집단 91개 조합) 분석</w:t>
-            </w:r>
-          </w:p>
-          <w:p>
-            <w:pPr>
-              <w:pStyle w:val="ListParagraph"/>
-              <w:numPr>
-                <w:ilvl w:val="0"/>
-                <w:numId w:val="2"/>
-              </w:numPr>
-              <w:spacing w:after="40" w:before="0" w:line="320"/>
-            </w:pPr>
-            <w:r>
-              <w:rPr>
-                <w:rFonts w:ascii="KoPub바탕체" w:cs="KoPub바탕체" w:eastAsia="KoPub바탕체" w:hAnsi="KoPub바탕체"/>
-                <w:b w:val="false"/>
-                <w:bCs w:val="false"/>
-                <w:sz w:val="21"/>
-                <w:szCs w:val="21"/>
-              </w:rPr>
-              <w:t xml:space="preserve">(소관별 구조와 분류체계 비교) 소관별 특화 구조, 다부처 병렬 운영 영역(AI 응용제품 신속 상용화 7개 부처 등), 기존 지원분야 분류와의 교차, 어휘 임베딩(LSA) 결과와의 교차 검증</w:t>
+              <w:t xml:space="preserve">(지원대상·수단·내용 유형) 대상은 중소·중견기업 일반 24.8%·산학연 15.8%·소상공인 14.0%·보증·보험 이용기업 13.9%, 수단은 융자 39.6%·R&amp;D 출연 18.6%·보증 16.1%, 내용은 자금 융자·보증 제공 49.3%·기술개발 과제 12.7%; 축별 타당성 지표, 목적×수단·대상·내용 교차와 4축 조합(271개, 1차 유사중복 검토 모집단 92개 조합) 분석</w:t>
+            </w:r>
+          </w:p>
+          <w:p>
+            <w:pPr>
+              <w:pStyle w:val="ListParagraph"/>
+              <w:numPr>
+                <w:ilvl w:val="0"/>
+                <w:numId w:val="2"/>
+              </w:numPr>
+              <w:spacing w:after="40" w:before="0" w:line="320"/>
+            </w:pPr>
+            <w:r>
+              <w:rPr>
+                <w:rFonts w:ascii="KoPub바탕체" w:cs="KoPub바탕체" w:eastAsia="KoPub바탕체" w:hAnsi="KoPub바탕체"/>
+                <w:b w:val="false"/>
+                <w:bCs w:val="false"/>
+                <w:sz w:val="21"/>
+                <w:szCs w:val="21"/>
+              </w:rPr>
+              <w:t xml:space="preserve">(소관별 구조와 분류체계 비교) 소관별 특화 구조, 다부처 운영 영역(창업·벤처 육성 12개 소관, 수출 마케팅 4개 부처, 범부처 협업형 AI 응용제품 신속 상용화 6개 부처 등), 기존 지원분야 분류와의 교차, 어휘 임베딩(LSA) 결과와의 교차 검증</w:t>
             </w:r>
           </w:p>
           <w:p>
@@ -1349,7 +1349,7 @@
                 <w:sz w:val="21"/>
                 <w:szCs w:val="21"/>
               </w:rPr>
-              <w:t xml:space="preserve">자금조달 편중(48%)·역량형 지원 과소(4.6%) 등 포트폴리오 진단 지표를 제공하여 중소기업 지원 기본계획과 예산 편성의 근거자료로 활용</w:t>
+              <w:t xml:space="preserve">자금조달 편중(48%, 융자·보증 재원 제외 순지원 기준 병행)·역량형 지원 과소(4.6%) 등 포트폴리오 진단 지표를 제공하여 중소기업 지원 기본계획과 예산 편성의 근거자료로 활용</w:t>
             </w:r>
           </w:p>
         </w:tc>

--- a/analysis/deliverables/KOSI_이슈n포커스_제안서_지원사업유형분석.docx
+++ b/analysis/deliverables/KOSI_이슈n포커스_제안서_지원사업유형분석.docx
@@ -999,7 +999,7 @@
                 <w:sz w:val="21"/>
                 <w:szCs w:val="21"/>
               </w:rPr>
-              <w:t xml:space="preserve">2024~2026년 중앙부처 내역사업 2,189건의 사업목적·내용과 기업마당 공고 지원내용을 임베딩·군집분석하여 지원목적 유형(8개 대분류·22개 중분류)을 도출하고, 지원대상(10개)·지원수단(9개)·지원내용(11개) 유형을 더한 4축 분류체계를 제시</w:t>
+              <w:t xml:space="preserve">2024~2026년 중앙부처 내역사업 2,189건의 사업목적·내용과 기업마당 공고 지원내용을 임베딩·군집분석하여 지원목적 유형(8개 대분류·23개 중분류)을 도출하고, 목적 서술이 포괄적인 사업은 지원내용(공고·예산 산출근거)으로 분류하여 전수 유형화. 여기에 지원대상(10개)·지원수단(9개)·지원내용(11개) 유형을 더한 4축 분류체계를 제시</w:t>
             </w:r>
           </w:p>
           <w:p>
@@ -1134,27 +1134,27 @@
                 <w:sz w:val="21"/>
                 <w:szCs w:val="21"/>
               </w:rPr>
-              <w:t xml:space="preserve">(지원목적 유형 체계) 8개 대분류·22개 중분류, 유형화 제외 사업(목적 서술 불충분 265건, 12.1%)의 성격</w:t>
-            </w:r>
-          </w:p>
-          <w:p>
-            <w:pPr>
-              <w:pStyle w:val="ListParagraph"/>
-              <w:numPr>
-                <w:ilvl w:val="0"/>
-                <w:numId w:val="2"/>
-              </w:numPr>
-              <w:spacing w:after="40" w:before="0" w:line="320"/>
-            </w:pPr>
-            <w:r>
-              <w:rPr>
-                <w:rFonts w:ascii="KoPub바탕체" w:cs="KoPub바탕체" w:eastAsia="KoPub바탕체" w:hAnsi="KoPub바탕체"/>
-                <w:b w:val="false"/>
-                <w:bCs w:val="false"/>
-                <w:sz w:val="21"/>
-                <w:szCs w:val="21"/>
-              </w:rPr>
-              <w:t xml:space="preserve">(유형별 규모와 추이) 2026년 자금조달 지원 48.0%, 기술혁신 촉진 19.2%, 고용·노동환경 9.4% 등 포트폴리오 구조와 급증·축소 유형</w:t>
+              <w:t xml:space="preserve">(지원목적 유형 체계) 8개 대분류·23개 중분류, 목적 서술이 일반 어휘에 그친 265건(12.1%)의 지원내용 기반 배정 방법과 신뢰도(교차검증 대분류 정확도 93.0%, 저신뢰 82.6%)</w:t>
+            </w:r>
+          </w:p>
+          <w:p>
+            <w:pPr>
+              <w:pStyle w:val="ListParagraph"/>
+              <w:numPr>
+                <w:ilvl w:val="0"/>
+                <w:numId w:val="2"/>
+              </w:numPr>
+              <w:spacing w:after="40" w:before="0" w:line="320"/>
+            </w:pPr>
+            <w:r>
+              <w:rPr>
+                <w:rFonts w:ascii="KoPub바탕체" w:cs="KoPub바탕체" w:eastAsia="KoPub바탕체" w:hAnsi="KoPub바탕체"/>
+                <w:b w:val="false"/>
+                <w:bCs w:val="false"/>
+                <w:sz w:val="21"/>
+                <w:szCs w:val="21"/>
+              </w:rPr>
+              <w:t xml:space="preserve">(유형별 규모와 추이) 2026년 자금조달·경영안정 지원 48.0%, 기술혁신 촉진 19.2%, 고용·노동환경 9.1% 등 포트폴리오 구조와 급증·축소 유형, 융자·보증 재원을 제외한 순지원 기준 민감도</w:t>
             </w:r>
           </w:p>
           <w:p>
@@ -1174,27 +1174,27 @@
                 <w:sz w:val="20"/>
                 <w:szCs w:val="20"/>
               </w:rPr>
-              <w:t xml:space="preserve">해외시장 진출 +404%, 기술사업화·기술이전 +163%, 환경·에너지 설비 전환 +73% 증가; 원천·핵심기술 개발 △30%, 전문인력 양성 △11% 감소</w:t>
-            </w:r>
-          </w:p>
-          <w:p>
-            <w:pPr>
-              <w:pStyle w:val="ListParagraph"/>
-              <w:numPr>
-                <w:ilvl w:val="0"/>
-                <w:numId w:val="2"/>
-              </w:numPr>
-              <w:spacing w:after="40" w:before="0" w:line="320"/>
-            </w:pPr>
-            <w:r>
-              <w:rPr>
-                <w:rFonts w:ascii="KoPub바탕체" w:cs="KoPub바탕체" w:eastAsia="KoPub바탕체" w:hAnsi="KoPub바탕체"/>
-                <w:b w:val="false"/>
-                <w:bCs w:val="false"/>
-                <w:sz w:val="21"/>
-                <w:szCs w:val="21"/>
-              </w:rPr>
-              <w:t xml:space="preserve">(지원대상·수단·내용 유형) 대상은 중소·중견기업 일반 24.8%·산학연 15.8%·소상공인 14.0%·보증·보험 이용기업 13.9%, 수단은 융자 39.6%·R&amp;D 출연 18.6%·보증 16.1%, 내용은 자금 융자·보증 제공 49.3%·기술개발 과제 12.7%; 축별 타당성 지표, 목적×수단·대상·내용 교차와 4축 조합(271개, 1차 유사중복 검토 모집단 92개 조합) 분석</w:t>
+              <w:t xml:space="preserve">해외시장 진출 +390%, 기술사업화·기술이전 +79%, 환경·에너지 설비 전환 +76% 증가; 원천·핵심기술 개발 △30%, 정책자금 융자 △10% 감소; 소상공인경영안정바우처(5,790억원) 신설로 경영비용 보전형 지원 등장</w:t>
+            </w:r>
+          </w:p>
+          <w:p>
+            <w:pPr>
+              <w:pStyle w:val="ListParagraph"/>
+              <w:numPr>
+                <w:ilvl w:val="0"/>
+                <w:numId w:val="2"/>
+              </w:numPr>
+              <w:spacing w:after="40" w:before="0" w:line="320"/>
+            </w:pPr>
+            <w:r>
+              <w:rPr>
+                <w:rFonts w:ascii="KoPub바탕체" w:cs="KoPub바탕체" w:eastAsia="KoPub바탕체" w:hAnsi="KoPub바탕체"/>
+                <w:b w:val="false"/>
+                <w:bCs w:val="false"/>
+                <w:sz w:val="21"/>
+                <w:szCs w:val="21"/>
+              </w:rPr>
+              <w:t xml:space="preserve">(지원대상·수단·내용 유형) 대상은 중소·중견기업 일반 24.0%·소상공인 15.4%·산학연 15.3%·보증·보험 이용기업 13.3%, 수단은 융자 38.0%·R&amp;D 출연 18.1%·보증 15.5%, 내용은 자금 융자·보증 제공 47.5%·기술개발 과제 12.3%; 축별 타당성 지표, 목적×수단·대상·내용 교차와 4축 조합(313개, 1차 유사중복 검토 모집단 110개 조합) 분석</w:t>
             </w:r>
           </w:p>
           <w:p>
@@ -1349,7 +1349,7 @@
                 <w:sz w:val="21"/>
                 <w:szCs w:val="21"/>
               </w:rPr>
-              <w:t xml:space="preserve">자금조달 편중(48%, 융자·보증 재원 제외 순지원 기준 병행)·역량형 지원 과소(4.6%) 등 포트폴리오 진단 지표를 제공하여 중소기업 지원 기본계획과 예산 편성의 근거자료로 활용</w:t>
+              <w:t xml:space="preserve">자금조달 편중(48%, 융자·보증 재원 제외 순지원 기준 병행)·역량형 지원 과소(5.0%) 등 포트폴리오 진단 지표를 제공하여 중소기업 지원 기본계획과 예산 편성의 근거자료로 활용</w:t>
             </w:r>
           </w:p>
         </w:tc>

--- a/analysis/deliverables/KOSI_이슈n포커스_제안서_지원사업유형분석.docx
+++ b/analysis/deliverables/KOSI_이슈n포커스_제안서_지원사업유형분석.docx
@@ -734,7 +734,7 @@
                 <w:sz w:val="22"/>
                 <w:szCs w:val="22"/>
               </w:rPr>
-              <w:t xml:space="preserve">중앙부처 중소기업 지원사업의 지원목적·대상·수단·내용 유형 분석</w:t>
+              <w:t xml:space="preserve">중앙부처 중소기업 지원사업의 지원목적·대상·수단·내용·산업 유형 분석</w:t>
             </w:r>
           </w:p>
           <w:p>
@@ -749,7 +749,7 @@
                 <w:sz w:val="20"/>
                 <w:szCs w:val="20"/>
               </w:rPr>
-              <w:t xml:space="preserve">— 문장 임베딩 기반 4축 분류와 지원 포트폴리오 진단(2024~2026년)</w:t>
+              <w:t xml:space="preserve">— 문장 임베딩 기반 5축 분류와 지원 포트폴리오 진단(2024~2026년)</w:t>
             </w:r>
           </w:p>
         </w:tc>
@@ -884,7 +884,7 @@
                 <w:sz w:val="21"/>
                 <w:szCs w:val="21"/>
               </w:rPr>
-              <w:t xml:space="preserve">사전협의·성과평가의 유사·중복 검토와 포트폴리오 점검에는 목적·대상·수단·내용을 함께 비교할 수 있는 다축 분류체계가 필요</w:t>
+              <w:t xml:space="preserve">사전협의·성과평가의 유사·중복 검토와 포트폴리오 점검에는 목적·대상·수단·내용·산업을 함께 비교할 수 있는 다축 분류체계가 필요하며, AI 등 정책 테마 지원은 키워드 언급과 실제 지원을 구분하는 집계 기준이 없어 규모가 과대평가될 우려</w:t>
             </w:r>
           </w:p>
           <w:p>
@@ -999,7 +999,7 @@
                 <w:sz w:val="21"/>
                 <w:szCs w:val="21"/>
               </w:rPr>
-              <w:t xml:space="preserve">2024~2026년 중앙부처 내역사업 2,189건의 사업목적·내용과 기업마당 공고 지원내용을 임베딩·군집분석하여 지원목적 유형(8개 대분류·23개 중분류)을 도출하고, 목적 서술이 포괄적인 사업은 지원내용(공고·예산 산출근거)으로 분류하여 전수 유형화. 여기에 지원대상(10개)·지원수단(9개)·지원내용(11개) 유형을 더한 4축 분류체계를 제시</w:t>
+              <w:t xml:space="preserve">2024~2026년 중앙부처 내역사업 2,189건의 사업목적·내용과 기업마당 공고 지원내용을 임베딩·군집분석하여 지원목적 유형(8개 대분류·23개 중분류)을 도출하고, 목적 서술이 포괄적인 사업은 지원내용(공고·예산 산출근거)으로 분류하여 전수 유형화. 여기에 지원대상(10개)·지원수단(9개)·지원내용(11개)·지원산업(10개+업종 공통) 유형을 더한 5축 분류체계를 제시하고, 지원산업 축에서 AI 관여도(핵심·활용·언급)를 판정</w:t>
             </w:r>
           </w:p>
           <w:p>
@@ -1214,27 +1214,47 @@
                 <w:sz w:val="21"/>
                 <w:szCs w:val="21"/>
               </w:rPr>
-              <w:t xml:space="preserve">(소관별 구조와 분류체계 비교) 소관별 특화 구조, 다부처 운영 영역(창업·벤처 육성 12개 소관, 수출 마케팅 4개 부처, 범부처 협업형 AI 응용제품 신속 상용화 6개 부처 등), 기존 지원분야 분류와의 교차, 어휘 임베딩(LSA) 결과와의 교차 검증</w:t>
-            </w:r>
-          </w:p>
-          <w:p>
-            <w:pPr>
-              <w:pStyle w:val="ListParagraph"/>
-              <w:numPr>
-                <w:ilvl w:val="0"/>
-                <w:numId w:val="2"/>
-              </w:numPr>
-              <w:spacing w:after="40" w:before="0" w:line="320"/>
-            </w:pPr>
-            <w:r>
-              <w:rPr>
-                <w:rFonts w:ascii="KoPub바탕체" w:cs="KoPub바탕체" w:eastAsia="KoPub바탕체" w:hAnsi="KoPub바탕체"/>
-                <w:b w:val="false"/>
-                <w:bCs w:val="false"/>
-                <w:sz w:val="21"/>
-                <w:szCs w:val="21"/>
-              </w:rPr>
-              <w:t xml:space="preserve">(시사점 및 정책과제) 분류체계의 4축 개편과 임베딩 기반 자동 분류, 사업목적 서술 기준 마련, 4축 기반 유사중복 검토 제도화, 포트폴리오 정기 점검, 급증 유형의 성과지표 공통화</w:t>
+              <w:t xml:space="preserve">(지원산업 유형과 AI) 업종 공통 66.9%를 제외하면 소재·부품·장비 9.0%·에너지·환경 8.5% 순; AI 지원(핵심+활용)은 2026년 1.83조원(5.9%)으로 2024년의 2.5배, 운영 소관 6개 → 12개. 'AI 언급' 사업까지 포함하면 6.88조원으로 과대평가되므로 관여도 기준 집계를 제안</w:t>
+            </w:r>
+          </w:p>
+          <w:p>
+            <w:pPr>
+              <w:pStyle w:val="ListParagraph"/>
+              <w:numPr>
+                <w:ilvl w:val="0"/>
+                <w:numId w:val="2"/>
+              </w:numPr>
+              <w:spacing w:after="40" w:before="0" w:line="320"/>
+            </w:pPr>
+            <w:r>
+              <w:rPr>
+                <w:rFonts w:ascii="KoPub바탕체" w:cs="KoPub바탕체" w:eastAsia="KoPub바탕체" w:hAnsi="KoPub바탕체"/>
+                <w:b w:val="false"/>
+                <w:bCs w:val="false"/>
+                <w:sz w:val="21"/>
+                <w:szCs w:val="21"/>
+              </w:rPr>
+              <w:t xml:space="preserve">(소관별 구조와 분류체계 비교) 소관별 특화 구조, 다부처 운영 영역(창업·벤처 육성 13개 소관, 수출 마케팅 4개 부처, 범부처 협업형 AI 응용제품 신속 상용화 6개 부처 등), 기존 지원분야 분류와의 교차, 어휘 임베딩(LSA) 결과와의 교차 검증</w:t>
+            </w:r>
+          </w:p>
+          <w:p>
+            <w:pPr>
+              <w:pStyle w:val="ListParagraph"/>
+              <w:numPr>
+                <w:ilvl w:val="0"/>
+                <w:numId w:val="2"/>
+              </w:numPr>
+              <w:spacing w:after="40" w:before="0" w:line="320"/>
+            </w:pPr>
+            <w:r>
+              <w:rPr>
+                <w:rFonts w:ascii="KoPub바탕체" w:cs="KoPub바탕체" w:eastAsia="KoPub바탕체" w:hAnsi="KoPub바탕체"/>
+                <w:b w:val="false"/>
+                <w:bCs w:val="false"/>
+                <w:sz w:val="21"/>
+                <w:szCs w:val="21"/>
+              </w:rPr>
+              <w:t xml:space="preserve">(시사점 및 정책과제) 분류체계의 5축 개편과 임베딩 기반 자동 분류, 사업목적 서술 기준 마련, 4축 기반 유사중복 검토 제도화, 포트폴리오 정기 점검, 급증 유형의 성과지표 공통화</w:t>
             </w:r>
           </w:p>
         </w:tc>
@@ -1329,7 +1349,7 @@
                 <w:sz w:val="21"/>
                 <w:szCs w:val="21"/>
               </w:rPr>
-              <w:t xml:space="preserve">기존 지원분야 분류의 결측(36%)·포괄 항목을 보완하는 자동 분류 절차와 '목적·대상·수단·내용' 4축 분류 기준 제시</w:t>
+              <w:t xml:space="preserve">기존 지원분야 분류의 결측(36%)·포괄 항목을 보완하는 자동 분류 절차와 '목적·대상·수단·내용·산업' 5축 분류 기준 제시</w:t>
             </w:r>
           </w:p>
           <w:p>
@@ -1350,6 +1370,26 @@
                 <w:szCs w:val="21"/>
               </w:rPr>
               <w:t xml:space="preserve">자금조달 편중(48%, 융자·보증 재원 제외 순지원 기준 병행)·역량형 지원 과소(5.0%) 등 포트폴리오 진단 지표를 제공하여 중소기업 지원 기본계획과 예산 편성의 근거자료로 활용</w:t>
+            </w:r>
+          </w:p>
+          <w:p>
+            <w:pPr>
+              <w:pStyle w:val="ListParagraph"/>
+              <w:numPr>
+                <w:ilvl w:val="0"/>
+                <w:numId w:val="2"/>
+              </w:numPr>
+              <w:spacing w:after="40" w:before="0" w:line="320"/>
+            </w:pPr>
+            <w:r>
+              <w:rPr>
+                <w:rFonts w:ascii="KoPub바탕체" w:cs="KoPub바탕체" w:eastAsia="KoPub바탕체" w:hAnsi="KoPub바탕체"/>
+                <w:b w:val="false"/>
+                <w:bCs w:val="false"/>
+                <w:sz w:val="21"/>
+                <w:szCs w:val="21"/>
+              </w:rPr>
+              <w:t xml:space="preserve">AI 등 정책 테마 지원의 관여도별 집계 기준(핵심 0.55조원·활용 포함 1.83조원·언급 포함 6.88조원)을 제시하여 정부 AI 지원 규모 산정과 성과관리의 근거로 활용</w:t>
             </w:r>
           </w:p>
         </w:tc>

--- a/analysis/deliverables/KOSI_이슈n포커스_제안서_지원사업유형분석.docx
+++ b/analysis/deliverables/KOSI_이슈n포커스_제안서_지원사업유형분석.docx
@@ -824,87 +824,187 @@
                 <w:sz w:val="21"/>
                 <w:szCs w:val="21"/>
               </w:rPr>
-              <w:t xml:space="preserve">정책평가팀은 중소기업 지원사업 현황조사를 위해 열린재정의 세부사업별 「예산 및 기금운용계획 사업설명자료」(연 7,400~8,100개)를 전수 수집·파싱하여 중소기업 지원사업 정보 DB를 구축(2024~2026년 중앙부처 내역사업 2,189건, 기업마당 공고 연계). 이 DB를 활용한 지원사업 구조 분석이 후속 과제</w:t>
-            </w:r>
-          </w:p>
-          <w:p>
-            <w:pPr>
-              <w:pStyle w:val="ListParagraph"/>
-              <w:numPr>
-                <w:ilvl w:val="0"/>
-                <w:numId w:val="2"/>
-              </w:numPr>
-              <w:spacing w:after="40" w:before="0" w:line="320"/>
-            </w:pPr>
-            <w:r>
-              <w:rPr>
-                <w:rFonts w:ascii="KoPub바탕체" w:cs="KoPub바탕체" w:eastAsia="KoPub바탕체" w:hAnsi="KoPub바탕체"/>
-                <w:b w:val="false"/>
-                <w:bCs w:val="false"/>
-                <w:sz w:val="21"/>
-                <w:szCs w:val="21"/>
-              </w:rPr>
-              <w:t xml:space="preserve">중앙부처 중소기업 지원사업은 23개 소관, 연 670~800건의 내역사업(2026년 예산 30.95조원)으로 운영되나 부처별 사업목적 서술이 달라 '무엇을 위한 지원인가'를 공통 기준으로 비교하기 어려움</w:t>
-            </w:r>
-          </w:p>
-          <w:p>
-            <w:pPr>
-              <w:pStyle w:val="ListParagraph"/>
-              <w:numPr>
-                <w:ilvl w:val="0"/>
-                <w:numId w:val="2"/>
-              </w:numPr>
-              <w:spacing w:after="40" w:before="0" w:line="320"/>
-            </w:pPr>
-            <w:r>
-              <w:rPr>
-                <w:rFonts w:ascii="KoPub바탕체" w:cs="KoPub바탕체" w:eastAsia="KoPub바탕체" w:hAnsi="KoPub바탕체"/>
-                <w:b w:val="false"/>
-                <w:bCs w:val="false"/>
-                <w:sz w:val="21"/>
-                <w:szCs w:val="21"/>
-              </w:rPr>
-              <w:t xml:space="preserve">정책디렉토리의 지원분야 분류는 2025년 이후에만 연계되어 내역사업의 36%(787건)가 결측이고 '혼합(단독+공동)' 등 포괄 항목이 331건에 달하며, 수단 항목(융자)과 목적 항목(시장개척)이 한 축에 혼재</w:t>
-            </w:r>
-          </w:p>
-          <w:p>
-            <w:pPr>
-              <w:pStyle w:val="ListParagraph"/>
-              <w:numPr>
-                <w:ilvl w:val="0"/>
-                <w:numId w:val="2"/>
-              </w:numPr>
-              <w:spacing w:after="40" w:before="0" w:line="320"/>
-            </w:pPr>
-            <w:r>
-              <w:rPr>
-                <w:rFonts w:ascii="KoPub바탕체" w:cs="KoPub바탕체" w:eastAsia="KoPub바탕체" w:hAnsi="KoPub바탕체"/>
-                <w:b w:val="false"/>
-                <w:bCs w:val="false"/>
-                <w:sz w:val="21"/>
-                <w:szCs w:val="21"/>
-              </w:rPr>
-              <w:t xml:space="preserve">사전협의·성과평가의 유사·중복 검토와 포트폴리오 점검에는 목적·대상·수단·내용·산업을 함께 비교할 수 있는 다축 분류체계가 필요하며, AI 등 정책 테마 지원은 키워드 언급과 실제 지원을 구분하는 집계 기준이 없어 규모가 과대평가될 우려</w:t>
-            </w:r>
-          </w:p>
-          <w:p>
-            <w:pPr>
-              <w:pStyle w:val="ListParagraph"/>
-              <w:numPr>
-                <w:ilvl w:val="0"/>
-                <w:numId w:val="2"/>
-              </w:numPr>
-              <w:spacing w:after="40" w:before="0" w:line="320"/>
-            </w:pPr>
-            <w:r>
-              <w:rPr>
-                <w:rFonts w:ascii="KoPub바탕체" w:cs="KoPub바탕체" w:eastAsia="KoPub바탕체" w:hAnsi="KoPub바탕체"/>
-                <w:b w:val="false"/>
-                <w:bCs w:val="false"/>
-                <w:sz w:val="21"/>
-                <w:szCs w:val="21"/>
-              </w:rPr>
-              <w:t xml:space="preserve">사전학습 언어모델(bge-m3) 기반 문장 임베딩은 표현이 다른 동일 목적의 사업 서술을 공통 기준으로 재분류할 수 있어, 추가 학습 없이 전 사업에 적용 가능</w:t>
+              <w:t xml:space="preserve">정책평가팀은 중소기업 지원사업 현황조사를 위해 열린재정의 세부사업별 「예산 및 기금운용계획 사업설명자료」를 전수 수집·파싱하여 사업정보 DB를 구축하였으며, 이 DB를 활용한 지원사업 구조 분석이 후속 과제</w:t>
+            </w:r>
+          </w:p>
+          <w:p>
+            <w:pPr>
+              <w:pStyle w:val="ListParagraph"/>
+              <w:numPr>
+                <w:ilvl w:val="1"/>
+                <w:numId w:val="2"/>
+              </w:numPr>
+              <w:spacing w:after="40" w:before="0" w:line="320"/>
+            </w:pPr>
+            <w:r>
+              <w:rPr>
+                <w:rFonts w:ascii="KoPub바탕체" w:cs="KoPub바탕체" w:eastAsia="KoPub바탕체" w:hAnsi="KoPub바탕체"/>
+                <w:b w:val="false"/>
+                <w:bCs w:val="false"/>
+                <w:sz w:val="20"/>
+                <w:szCs w:val="20"/>
+              </w:rPr>
+              <w:t xml:space="preserve">연 7,400~8,100개 세부사업 수집, 2024~2026년 중앙부처 내역사업 2,189건 구조화, 기업마당 공고 연계</w:t>
+            </w:r>
+          </w:p>
+          <w:p>
+            <w:pPr>
+              <w:pStyle w:val="ListParagraph"/>
+              <w:numPr>
+                <w:ilvl w:val="0"/>
+                <w:numId w:val="2"/>
+              </w:numPr>
+              <w:spacing w:after="40" w:before="0" w:line="320"/>
+            </w:pPr>
+            <w:r>
+              <w:rPr>
+                <w:rFonts w:ascii="KoPub바탕체" w:cs="KoPub바탕체" w:eastAsia="KoPub바탕체" w:hAnsi="KoPub바탕체"/>
+                <w:b w:val="false"/>
+                <w:bCs w:val="false"/>
+                <w:sz w:val="21"/>
+                <w:szCs w:val="21"/>
+              </w:rPr>
+              <w:t xml:space="preserve">중앙부처 중소기업 지원사업은 규모가 크나 부처별 사업목적 서술 방식이 달라 '무엇을 위한 지원인가'를 공통 기준으로 비교하기 어려움</w:t>
+            </w:r>
+          </w:p>
+          <w:p>
+            <w:pPr>
+              <w:pStyle w:val="ListParagraph"/>
+              <w:numPr>
+                <w:ilvl w:val="1"/>
+                <w:numId w:val="2"/>
+              </w:numPr>
+              <w:spacing w:after="40" w:before="0" w:line="320"/>
+            </w:pPr>
+            <w:r>
+              <w:rPr>
+                <w:rFonts w:ascii="KoPub바탕체" w:cs="KoPub바탕체" w:eastAsia="KoPub바탕체" w:hAnsi="KoPub바탕체"/>
+                <w:b w:val="false"/>
+                <w:bCs w:val="false"/>
+                <w:sz w:val="20"/>
+                <w:szCs w:val="20"/>
+              </w:rPr>
+              <w:t xml:space="preserve">23개 소관, 연 670~800건의 내역사업, 2026년 내역사업 예산 30.95조원</w:t>
+            </w:r>
+          </w:p>
+          <w:p>
+            <w:pPr>
+              <w:pStyle w:val="ListParagraph"/>
+              <w:numPr>
+                <w:ilvl w:val="0"/>
+                <w:numId w:val="2"/>
+              </w:numPr>
+              <w:spacing w:after="40" w:before="0" w:line="320"/>
+            </w:pPr>
+            <w:r>
+              <w:rPr>
+                <w:rFonts w:ascii="KoPub바탕체" w:cs="KoPub바탕체" w:eastAsia="KoPub바탕체" w:hAnsi="KoPub바탕체"/>
+                <w:b w:val="false"/>
+                <w:bCs w:val="false"/>
+                <w:sz w:val="21"/>
+                <w:szCs w:val="21"/>
+              </w:rPr>
+              <w:t xml:space="preserve">기존 정책디렉토리 지원분야 분류는 결측·포괄 항목이 많고 목적과 수단이 한 축에 혼재되어 포트폴리오 점검 기준으로 한계</w:t>
+            </w:r>
+          </w:p>
+          <w:p>
+            <w:pPr>
+              <w:pStyle w:val="ListParagraph"/>
+              <w:numPr>
+                <w:ilvl w:val="1"/>
+                <w:numId w:val="2"/>
+              </w:numPr>
+              <w:spacing w:after="40" w:before="0" w:line="320"/>
+            </w:pPr>
+            <w:r>
+              <w:rPr>
+                <w:rFonts w:ascii="KoPub바탕체" w:cs="KoPub바탕체" w:eastAsia="KoPub바탕체" w:hAnsi="KoPub바탕체"/>
+                <w:b w:val="false"/>
+                <w:bCs w:val="false"/>
+                <w:sz w:val="20"/>
+                <w:szCs w:val="20"/>
+              </w:rPr>
+              <w:t xml:space="preserve">2025년 이후분만 연계되어 내역사업의 36.0%(787건)가 미분류이고, '혼합(단독+공동)' 등 포괄 항목이 331건</w:t>
+            </w:r>
+          </w:p>
+          <w:p>
+            <w:pPr>
+              <w:pStyle w:val="ListParagraph"/>
+              <w:numPr>
+                <w:ilvl w:val="2"/>
+                <w:numId w:val="2"/>
+              </w:numPr>
+              <w:spacing w:after="40" w:before="0" w:line="320"/>
+            </w:pPr>
+            <w:r>
+              <w:rPr>
+                <w:rFonts w:ascii="KoPub바탕체" w:cs="KoPub바탕체" w:eastAsia="KoPub바탕체" w:hAnsi="KoPub바탕체"/>
+                <w:b w:val="false"/>
+                <w:bCs w:val="false"/>
+                <w:sz w:val="20"/>
+                <w:szCs w:val="20"/>
+              </w:rPr>
+              <w:t xml:space="preserve">수단 항목(융자)과 목적 항목(시장개척)이 같은 분류 축에 병렬 배치</w:t>
+            </w:r>
+          </w:p>
+          <w:p>
+            <w:pPr>
+              <w:pStyle w:val="ListParagraph"/>
+              <w:numPr>
+                <w:ilvl w:val="0"/>
+                <w:numId w:val="2"/>
+              </w:numPr>
+              <w:spacing w:after="40" w:before="0" w:line="320"/>
+            </w:pPr>
+            <w:r>
+              <w:rPr>
+                <w:rFonts w:ascii="KoPub바탕체" w:cs="KoPub바탕체" w:eastAsia="KoPub바탕체" w:hAnsi="KoPub바탕체"/>
+                <w:b w:val="false"/>
+                <w:bCs w:val="false"/>
+                <w:sz w:val="21"/>
+                <w:szCs w:val="21"/>
+              </w:rPr>
+              <w:t xml:space="preserve">사전협의·성과평가의 유사·중복 검토에는 목적·대상·수단·내용·산업을 함께 비교할 수 있는 다축 분류체계가 필요</w:t>
+            </w:r>
+          </w:p>
+          <w:p>
+            <w:pPr>
+              <w:pStyle w:val="ListParagraph"/>
+              <w:numPr>
+                <w:ilvl w:val="0"/>
+                <w:numId w:val="2"/>
+              </w:numPr>
+              <w:spacing w:after="40" w:before="0" w:line="320"/>
+            </w:pPr>
+            <w:r>
+              <w:rPr>
+                <w:rFonts w:ascii="KoPub바탕체" w:cs="KoPub바탕체" w:eastAsia="KoPub바탕체" w:hAnsi="KoPub바탕체"/>
+                <w:b w:val="false"/>
+                <w:bCs w:val="false"/>
+                <w:sz w:val="21"/>
+                <w:szCs w:val="21"/>
+              </w:rPr>
+              <w:t xml:space="preserve">AI 등 정책 테마 지원은 키워드 언급과 실제 지원을 구분하는 집계 기준이 없어 지원 규모가 과대평가될 우려</w:t>
+            </w:r>
+          </w:p>
+          <w:p>
+            <w:pPr>
+              <w:pStyle w:val="ListParagraph"/>
+              <w:numPr>
+                <w:ilvl w:val="0"/>
+                <w:numId w:val="2"/>
+              </w:numPr>
+              <w:spacing w:after="40" w:before="0" w:line="320"/>
+            </w:pPr>
+            <w:r>
+              <w:rPr>
+                <w:rFonts w:ascii="KoPub바탕체" w:cs="KoPub바탕체" w:eastAsia="KoPub바탕체" w:hAnsi="KoPub바탕체"/>
+                <w:b w:val="false"/>
+                <w:bCs w:val="false"/>
+                <w:sz w:val="21"/>
+                <w:szCs w:val="21"/>
+              </w:rPr>
+              <w:t xml:space="preserve">사전학습 언어모델 기반 문장 임베딩은 표현이 다른 동일 목적의 사업 서술을 공통 기준으로 재분류할 수 있어 추가 학습 없이 전 사업에 적용 가능</w:t>
             </w:r>
           </w:p>
         </w:tc>
@@ -979,47 +1079,87 @@
                 <w:sz w:val="21"/>
                 <w:szCs w:val="21"/>
               </w:rPr>
-              <w:t xml:space="preserve">열린재정 사업설명자료 기반 중소기업 지원사업 정보 DB의 구축 과정과 보유 항목을 제시하고, DB를 활용한 분석 사례로 지원사업 유형화를 수행</w:t>
-            </w:r>
-          </w:p>
-          <w:p>
-            <w:pPr>
-              <w:pStyle w:val="ListParagraph"/>
-              <w:numPr>
-                <w:ilvl w:val="0"/>
-                <w:numId w:val="2"/>
-              </w:numPr>
-              <w:spacing w:after="40" w:before="0" w:line="320"/>
-            </w:pPr>
-            <w:r>
-              <w:rPr>
-                <w:rFonts w:ascii="KoPub바탕체" w:cs="KoPub바탕체" w:eastAsia="KoPub바탕체" w:hAnsi="KoPub바탕체"/>
-                <w:b w:val="false"/>
-                <w:bCs w:val="false"/>
-                <w:sz w:val="21"/>
-                <w:szCs w:val="21"/>
-              </w:rPr>
-              <w:t xml:space="preserve">2024~2026년 중앙부처 내역사업 2,189건의 사업목적·내용과 기업마당 공고 지원내용을 임베딩·군집분석하여 지원목적 유형(8개 대분류·23개 중분류)을 도출하고, 목적 서술이 포괄적인 사업은 지원내용(공고·예산 산출근거)으로 분류하여 전수 유형화. 여기에 지원대상(10개)·지원수단(9개)·지원내용(11개)·지원산업(10개+업종 공통) 유형을 더한 5축 분류체계를 제시하고, 지원산업 축에서 AI 관여도(핵심·활용·언급)를 판정</w:t>
-            </w:r>
-          </w:p>
-          <w:p>
-            <w:pPr>
-              <w:pStyle w:val="ListParagraph"/>
-              <w:numPr>
-                <w:ilvl w:val="0"/>
-                <w:numId w:val="2"/>
-              </w:numPr>
-              <w:spacing w:after="40" w:before="0" w:line="320"/>
-            </w:pPr>
-            <w:r>
-              <w:rPr>
-                <w:rFonts w:ascii="KoPub바탕체" w:cs="KoPub바탕체" w:eastAsia="KoPub바탕체" w:hAnsi="KoPub바탕체"/>
-                <w:b w:val="false"/>
-                <w:bCs w:val="false"/>
-                <w:sz w:val="21"/>
-                <w:szCs w:val="21"/>
-              </w:rPr>
-              <w:t xml:space="preserve">유형별 예산 구조와 2024~2026년 추이, 소관별 특성, 축 간 관계를 분석하여 분류체계 개편·유사중복 검토·포트폴리오 점검의 정책과제를 제안</w:t>
+              <w:t xml:space="preserve">사업정보 DB의 구축 과정과 보유 항목을 제시하고, DB 활용 분석 사례로 지원사업 유형화를 수행</w:t>
+            </w:r>
+          </w:p>
+          <w:p>
+            <w:pPr>
+              <w:pStyle w:val="ListParagraph"/>
+              <w:numPr>
+                <w:ilvl w:val="0"/>
+                <w:numId w:val="2"/>
+              </w:numPr>
+              <w:spacing w:after="40" w:before="0" w:line="320"/>
+            </w:pPr>
+            <w:r>
+              <w:rPr>
+                <w:rFonts w:ascii="KoPub바탕체" w:cs="KoPub바탕체" w:eastAsia="KoPub바탕체" w:hAnsi="KoPub바탕체"/>
+                <w:b w:val="false"/>
+                <w:bCs w:val="false"/>
+                <w:sz w:val="21"/>
+                <w:szCs w:val="21"/>
+              </w:rPr>
+              <w:t xml:space="preserve">2024~2026년 중앙부처 내역사업 2,189건을 대상으로 지원목적·대상·수단·내용·산업 5개 축의 유형 분류체계를 도출</w:t>
+            </w:r>
+          </w:p>
+          <w:p>
+            <w:pPr>
+              <w:pStyle w:val="ListParagraph"/>
+              <w:numPr>
+                <w:ilvl w:val="1"/>
+                <w:numId w:val="2"/>
+              </w:numPr>
+              <w:spacing w:after="40" w:before="0" w:line="320"/>
+            </w:pPr>
+            <w:r>
+              <w:rPr>
+                <w:rFonts w:ascii="KoPub바탕체" w:cs="KoPub바탕체" w:eastAsia="KoPub바탕체" w:hAnsi="KoPub바탕체"/>
+                <w:b w:val="false"/>
+                <w:bCs w:val="false"/>
+                <w:sz w:val="20"/>
+                <w:szCs w:val="20"/>
+              </w:rPr>
+              <w:t xml:space="preserve">목적 서술이 일반 어휘에 그친 사업은 공고 지원내용·예산 산출근거로 분류하여 전 사업을 유형화</w:t>
+            </w:r>
+          </w:p>
+          <w:p>
+            <w:pPr>
+              <w:pStyle w:val="ListParagraph"/>
+              <w:numPr>
+                <w:ilvl w:val="1"/>
+                <w:numId w:val="2"/>
+              </w:numPr>
+              <w:spacing w:after="40" w:before="0" w:line="320"/>
+            </w:pPr>
+            <w:r>
+              <w:rPr>
+                <w:rFonts w:ascii="KoPub바탕체" w:cs="KoPub바탕체" w:eastAsia="KoPub바탕체" w:hAnsi="KoPub바탕체"/>
+                <w:b w:val="false"/>
+                <w:bCs w:val="false"/>
+                <w:sz w:val="20"/>
+                <w:szCs w:val="20"/>
+              </w:rPr>
+              <w:t xml:space="preserve">지원산업 축에서 AI 관여도(핵심·활용·언급)를 판정하여 AI 지원 규모를 수준별로 산정</w:t>
+            </w:r>
+          </w:p>
+          <w:p>
+            <w:pPr>
+              <w:pStyle w:val="ListParagraph"/>
+              <w:numPr>
+                <w:ilvl w:val="0"/>
+                <w:numId w:val="2"/>
+              </w:numPr>
+              <w:spacing w:after="40" w:before="0" w:line="320"/>
+            </w:pPr>
+            <w:r>
+              <w:rPr>
+                <w:rFonts w:ascii="KoPub바탕체" w:cs="KoPub바탕체" w:eastAsia="KoPub바탕체" w:hAnsi="KoPub바탕체"/>
+                <w:b w:val="false"/>
+                <w:bCs w:val="false"/>
+                <w:sz w:val="21"/>
+                <w:szCs w:val="21"/>
+              </w:rPr>
+              <w:t xml:space="preserve">유형별 예산 구조·추이와 소관별 특성을 진단하여 분류체계 개편·유사중복 검토·포트폴리오 점검의 정책과제를 제안</w:t>
             </w:r>
           </w:p>
         </w:tc>
@@ -1094,67 +1234,7 @@
                 <w:sz w:val="21"/>
                 <w:szCs w:val="21"/>
               </w:rPr>
-              <w:t xml:space="preserve">(서론) 배경·목적, 분석자료와 방법(문장 임베딩 → 산업영역 방향 제거 → 기능어휘 결합 → 군집 → 해석적 병합)</w:t>
-            </w:r>
-          </w:p>
-          <w:p>
-            <w:pPr>
-              <w:pStyle w:val="ListParagraph"/>
-              <w:numPr>
-                <w:ilvl w:val="0"/>
-                <w:numId w:val="2"/>
-              </w:numPr>
-              <w:spacing w:after="40" w:before="0" w:line="320"/>
-            </w:pPr>
-            <w:r>
-              <w:rPr>
-                <w:rFonts w:ascii="KoPub바탕체" w:cs="KoPub바탕체" w:eastAsia="KoPub바탕체" w:hAnsi="KoPub바탕체"/>
-                <w:b w:val="false"/>
-                <w:bCs w:val="false"/>
-                <w:sz w:val="21"/>
-                <w:szCs w:val="21"/>
-              </w:rPr>
-              <w:t xml:space="preserve">(사업정보 DB 구축) 열린재정 사업설명자료 전수 수집(연 7,400~8,100개 세부사업) → 중소기업 지원사업 선별(400~470개) → 세부·내역사업 2계층 파싱(내역사업 796·722·671건) → 기업마당 공고·정책디렉토리 연계 → 연도 간 일몰·이관 추적</w:t>
-            </w:r>
-          </w:p>
-          <w:p>
-            <w:pPr>
-              <w:pStyle w:val="ListParagraph"/>
-              <w:numPr>
-                <w:ilvl w:val="0"/>
-                <w:numId w:val="2"/>
-              </w:numPr>
-              <w:spacing w:after="40" w:before="0" w:line="320"/>
-            </w:pPr>
-            <w:r>
-              <w:rPr>
-                <w:rFonts w:ascii="KoPub바탕체" w:cs="KoPub바탕체" w:eastAsia="KoPub바탕체" w:hAnsi="KoPub바탕체"/>
-                <w:b w:val="false"/>
-                <w:bCs w:val="false"/>
-                <w:sz w:val="21"/>
-                <w:szCs w:val="21"/>
-              </w:rPr>
-              <w:t xml:space="preserve">(지원목적 유형 체계) 8개 대분류·23개 중분류, 목적 서술이 일반 어휘에 그친 265건(12.1%)의 지원내용 기반 배정 방법과 신뢰도(교차검증 대분류 정확도 93.0%, 저신뢰 82.6%)</w:t>
-            </w:r>
-          </w:p>
-          <w:p>
-            <w:pPr>
-              <w:pStyle w:val="ListParagraph"/>
-              <w:numPr>
-                <w:ilvl w:val="0"/>
-                <w:numId w:val="2"/>
-              </w:numPr>
-              <w:spacing w:after="40" w:before="0" w:line="320"/>
-            </w:pPr>
-            <w:r>
-              <w:rPr>
-                <w:rFonts w:ascii="KoPub바탕체" w:cs="KoPub바탕체" w:eastAsia="KoPub바탕체" w:hAnsi="KoPub바탕체"/>
-                <w:b w:val="false"/>
-                <w:bCs w:val="false"/>
-                <w:sz w:val="21"/>
-                <w:szCs w:val="21"/>
-              </w:rPr>
-              <w:t xml:space="preserve">(유형별 규모와 추이) 2026년 자금조달·경영안정 지원 48.0%, 기술혁신 촉진 19.2%, 고용·노동환경 9.1% 등 포트폴리오 구조와 급증·축소 유형, 융자·보증 재원을 제외한 순지원 기준 민감도</w:t>
+              <w:t xml:space="preserve">(서론) 연구 배경·목적, 분석자료와 방법</w:t>
             </w:r>
           </w:p>
           <w:p>
@@ -1174,87 +1254,227 @@
                 <w:sz w:val="20"/>
                 <w:szCs w:val="20"/>
               </w:rPr>
-              <w:t xml:space="preserve">해외시장 진출 +390%, 기술사업화·기술이전 +79%, 환경·에너지 설비 전환 +76% 증가; 원천·핵심기술 개발 △30%, 정책자금 융자 △10% 감소; 소상공인경영안정바우처(5,790억원) 신설로 경영비용 보전형 지원 등장</w:t>
-            </w:r>
-          </w:p>
-          <w:p>
-            <w:pPr>
-              <w:pStyle w:val="ListParagraph"/>
-              <w:numPr>
-                <w:ilvl w:val="0"/>
-                <w:numId w:val="2"/>
-              </w:numPr>
-              <w:spacing w:after="40" w:before="0" w:line="320"/>
-            </w:pPr>
-            <w:r>
-              <w:rPr>
-                <w:rFonts w:ascii="KoPub바탕체" w:cs="KoPub바탕체" w:eastAsia="KoPub바탕체" w:hAnsi="KoPub바탕체"/>
-                <w:b w:val="false"/>
-                <w:bCs w:val="false"/>
-                <w:sz w:val="21"/>
-                <w:szCs w:val="21"/>
-              </w:rPr>
-              <w:t xml:space="preserve">(지원대상·수단·내용 유형) 대상은 중소·중견기업 일반 24.0%·소상공인 15.4%·산학연 15.3%·보증·보험 이용기업 13.3%, 수단은 융자 38.0%·R&amp;D 출연 18.1%·보증 15.5%, 내용은 자금 융자·보증 제공 47.5%·기술개발 과제 12.3%; 축별 타당성 지표, 목적×수단·대상·내용 교차와 4축 조합(313개, 1차 유사중복 검토 모집단 110개 조합) 분석</w:t>
-            </w:r>
-          </w:p>
-          <w:p>
-            <w:pPr>
-              <w:pStyle w:val="ListParagraph"/>
-              <w:numPr>
-                <w:ilvl w:val="0"/>
-                <w:numId w:val="2"/>
-              </w:numPr>
-              <w:spacing w:after="40" w:before="0" w:line="320"/>
-            </w:pPr>
-            <w:r>
-              <w:rPr>
-                <w:rFonts w:ascii="KoPub바탕체" w:cs="KoPub바탕체" w:eastAsia="KoPub바탕체" w:hAnsi="KoPub바탕체"/>
-                <w:b w:val="false"/>
-                <w:bCs w:val="false"/>
-                <w:sz w:val="21"/>
-                <w:szCs w:val="21"/>
-              </w:rPr>
-              <w:t xml:space="preserve">(지원산업 유형과 AI) 업종 공통 66.9%를 제외하면 소재·부품·장비 9.0%·에너지·환경 8.5% 순; AI 지원(핵심+활용)은 2026년 1.83조원(5.9%)으로 2024년의 2.5배, 운영 소관 6개 → 12개. 'AI 언급' 사업까지 포함하면 6.88조원으로 과대평가되므로 관여도 기준 집계를 제안</w:t>
-            </w:r>
-          </w:p>
-          <w:p>
-            <w:pPr>
-              <w:pStyle w:val="ListParagraph"/>
-              <w:numPr>
-                <w:ilvl w:val="0"/>
-                <w:numId w:val="2"/>
-              </w:numPr>
-              <w:spacing w:after="40" w:before="0" w:line="320"/>
-            </w:pPr>
-            <w:r>
-              <w:rPr>
-                <w:rFonts w:ascii="KoPub바탕체" w:cs="KoPub바탕체" w:eastAsia="KoPub바탕체" w:hAnsi="KoPub바탕체"/>
-                <w:b w:val="false"/>
-                <w:bCs w:val="false"/>
-                <w:sz w:val="21"/>
-                <w:szCs w:val="21"/>
-              </w:rPr>
-              <w:t xml:space="preserve">(소관별 구조와 분류체계 비교) 소관별 특화 구조, 다부처 운영 영역(창업·벤처 육성 13개 소관, 수출 마케팅 4개 부처, 범부처 협업형 AI 응용제품 신속 상용화 6개 부처 등), 기존 지원분야 분류와의 교차, 어휘 임베딩(LSA) 결과와의 교차 검증</w:t>
-            </w:r>
-          </w:p>
-          <w:p>
-            <w:pPr>
-              <w:pStyle w:val="ListParagraph"/>
-              <w:numPr>
-                <w:ilvl w:val="0"/>
-                <w:numId w:val="2"/>
-              </w:numPr>
-              <w:spacing w:after="40" w:before="0" w:line="320"/>
-            </w:pPr>
-            <w:r>
-              <w:rPr>
-                <w:rFonts w:ascii="KoPub바탕체" w:cs="KoPub바탕체" w:eastAsia="KoPub바탕체" w:hAnsi="KoPub바탕체"/>
-                <w:b w:val="false"/>
-                <w:bCs w:val="false"/>
-                <w:sz w:val="21"/>
-                <w:szCs w:val="21"/>
-              </w:rPr>
-              <w:t xml:space="preserve">(시사점 및 정책과제) 분류체계의 5축 개편과 임베딩 기반 자동 분류, 사업목적 서술 기준 마련, 4축 기반 유사중복 검토 제도화, 포트폴리오 정기 점검, 급증 유형의 성과지표 공통화</w:t>
+              <w:t xml:space="preserve">문장 임베딩(bge-m3) → 산업영역 방향 제거 → 기능어휘 결합 → 군집분석 → 해석적 병합</w:t>
+            </w:r>
+          </w:p>
+          <w:p>
+            <w:pPr>
+              <w:pStyle w:val="ListParagraph"/>
+              <w:numPr>
+                <w:ilvl w:val="0"/>
+                <w:numId w:val="2"/>
+              </w:numPr>
+              <w:spacing w:after="40" w:before="0" w:line="320"/>
+            </w:pPr>
+            <w:r>
+              <w:rPr>
+                <w:rFonts w:ascii="KoPub바탕체" w:cs="KoPub바탕체" w:eastAsia="KoPub바탕체" w:hAnsi="KoPub바탕체"/>
+                <w:b w:val="false"/>
+                <w:bCs w:val="false"/>
+                <w:sz w:val="21"/>
+                <w:szCs w:val="21"/>
+              </w:rPr>
+              <w:t xml:space="preserve">(사업정보 DB 구축) 열린재정 사업설명자료 전수 수집 → 중소기업 지원사업 선별 → 세부·내역사업 2계층 파싱 → 기업마당 공고·정책디렉토리 연계 → 연도 간 일몰·이관 추적</w:t>
+            </w:r>
+          </w:p>
+          <w:p>
+            <w:pPr>
+              <w:pStyle w:val="ListParagraph"/>
+              <w:numPr>
+                <w:ilvl w:val="0"/>
+                <w:numId w:val="2"/>
+              </w:numPr>
+              <w:spacing w:after="40" w:before="0" w:line="320"/>
+            </w:pPr>
+            <w:r>
+              <w:rPr>
+                <w:rFonts w:ascii="KoPub바탕체" w:cs="KoPub바탕체" w:eastAsia="KoPub바탕체" w:hAnsi="KoPub바탕체"/>
+                <w:b w:val="false"/>
+                <w:bCs w:val="false"/>
+                <w:sz w:val="21"/>
+                <w:szCs w:val="21"/>
+              </w:rPr>
+              <w:t xml:space="preserve">(지원목적 유형 체계) 군집분석과 해석적 병합으로 대분류·중분류 체계를 도출하고, 목적 서술이 포괄적인 사업의 지원내용 기반 배정 방법과 신뢰도를 제시</w:t>
+            </w:r>
+          </w:p>
+          <w:p>
+            <w:pPr>
+              <w:pStyle w:val="ListParagraph"/>
+              <w:numPr>
+                <w:ilvl w:val="1"/>
+                <w:numId w:val="2"/>
+              </w:numPr>
+              <w:spacing w:after="40" w:before="0" w:line="320"/>
+            </w:pPr>
+            <w:r>
+              <w:rPr>
+                <w:rFonts w:ascii="KoPub바탕체" w:cs="KoPub바탕체" w:eastAsia="KoPub바탕체" w:hAnsi="KoPub바탕체"/>
+                <w:b w:val="false"/>
+                <w:bCs w:val="false"/>
+                <w:sz w:val="20"/>
+                <w:szCs w:val="20"/>
+              </w:rPr>
+              <w:t xml:space="preserve">군집 수는 실루엣·재표본 안정성(ARI)으로 결정하고, 연도 간 배정 일관성으로 타당성 검증</w:t>
+            </w:r>
+          </w:p>
+          <w:p>
+            <w:pPr>
+              <w:pStyle w:val="ListParagraph"/>
+              <w:numPr>
+                <w:ilvl w:val="0"/>
+                <w:numId w:val="2"/>
+              </w:numPr>
+              <w:spacing w:after="40" w:before="0" w:line="320"/>
+            </w:pPr>
+            <w:r>
+              <w:rPr>
+                <w:rFonts w:ascii="KoPub바탕체" w:cs="KoPub바탕체" w:eastAsia="KoPub바탕체" w:hAnsi="KoPub바탕체"/>
+                <w:b w:val="false"/>
+                <w:bCs w:val="false"/>
+                <w:sz w:val="21"/>
+                <w:szCs w:val="21"/>
+              </w:rPr>
+              <w:t xml:space="preserve">(유형별 규모와 추이) 유형별 예산 비중과 2024~2026년 증감을 분석하여 편중·과소 유형과 신설·급증 유형을 식별</w:t>
+            </w:r>
+          </w:p>
+          <w:p>
+            <w:pPr>
+              <w:pStyle w:val="ListParagraph"/>
+              <w:numPr>
+                <w:ilvl w:val="1"/>
+                <w:numId w:val="2"/>
+              </w:numPr>
+              <w:spacing w:after="40" w:before="0" w:line="320"/>
+            </w:pPr>
+            <w:r>
+              <w:rPr>
+                <w:rFonts w:ascii="KoPub바탕체" w:cs="KoPub바탕체" w:eastAsia="KoPub바탕체" w:hAnsi="KoPub바탕체"/>
+                <w:b w:val="false"/>
+                <w:bCs w:val="false"/>
+                <w:sz w:val="20"/>
+                <w:szCs w:val="20"/>
+              </w:rPr>
+              <w:t xml:space="preserve">융자·보증 재원을 제외한 순지원 기준 민감도 분석 병행</w:t>
+            </w:r>
+          </w:p>
+          <w:p>
+            <w:pPr>
+              <w:pStyle w:val="ListParagraph"/>
+              <w:numPr>
+                <w:ilvl w:val="0"/>
+                <w:numId w:val="2"/>
+              </w:numPr>
+              <w:spacing w:after="40" w:before="0" w:line="320"/>
+            </w:pPr>
+            <w:r>
+              <w:rPr>
+                <w:rFonts w:ascii="KoPub바탕체" w:cs="KoPub바탕체" w:eastAsia="KoPub바탕체" w:hAnsi="KoPub바탕체"/>
+                <w:b w:val="false"/>
+                <w:bCs w:val="false"/>
+                <w:sz w:val="21"/>
+                <w:szCs w:val="21"/>
+              </w:rPr>
+              <w:t xml:space="preserve">(지원대상·수단·내용 유형) 축별 유형 체계와 타당성 지표를 제시하고, 지원목적과의 교차 및 4축 조합을 분석</w:t>
+            </w:r>
+          </w:p>
+          <w:p>
+            <w:pPr>
+              <w:pStyle w:val="ListParagraph"/>
+              <w:numPr>
+                <w:ilvl w:val="1"/>
+                <w:numId w:val="2"/>
+              </w:numPr>
+              <w:spacing w:after="40" w:before="0" w:line="320"/>
+            </w:pPr>
+            <w:r>
+              <w:rPr>
+                <w:rFonts w:ascii="KoPub바탕체" w:cs="KoPub바탕체" w:eastAsia="KoPub바탕체" w:hAnsi="KoPub바탕체"/>
+                <w:b w:val="false"/>
+                <w:bCs w:val="false"/>
+                <w:sz w:val="20"/>
+                <w:szCs w:val="20"/>
+              </w:rPr>
+              <w:t xml:space="preserve">목적·대상·수단·내용 조합이 같은 사업군을 1차 유사중복 검토 모집단으로 제시</w:t>
+            </w:r>
+          </w:p>
+          <w:p>
+            <w:pPr>
+              <w:pStyle w:val="ListParagraph"/>
+              <w:numPr>
+                <w:ilvl w:val="0"/>
+                <w:numId w:val="2"/>
+              </w:numPr>
+              <w:spacing w:after="40" w:before="0" w:line="320"/>
+            </w:pPr>
+            <w:r>
+              <w:rPr>
+                <w:rFonts w:ascii="KoPub바탕체" w:cs="KoPub바탕체" w:eastAsia="KoPub바탕체" w:hAnsi="KoPub바탕체"/>
+                <w:b w:val="false"/>
+                <w:bCs w:val="false"/>
+                <w:sz w:val="21"/>
+                <w:szCs w:val="21"/>
+              </w:rPr>
+              <w:t xml:space="preserve">(지원산업 유형과 AI) 산업 분야 분류와 AI 관여도를 판정하고, 관여도 수준별 AI 지원 규모와 운영 소관 추이를 분석</w:t>
+            </w:r>
+          </w:p>
+          <w:p>
+            <w:pPr>
+              <w:pStyle w:val="ListParagraph"/>
+              <w:numPr>
+                <w:ilvl w:val="1"/>
+                <w:numId w:val="2"/>
+              </w:numPr>
+              <w:spacing w:after="40" w:before="0" w:line="320"/>
+            </w:pPr>
+            <w:r>
+              <w:rPr>
+                <w:rFonts w:ascii="KoPub바탕체" w:cs="KoPub바탕체" w:eastAsia="KoPub바탕체" w:hAnsi="KoPub바탕체"/>
+                <w:b w:val="false"/>
+                <w:bCs w:val="false"/>
+                <w:sz w:val="20"/>
+                <w:szCs w:val="20"/>
+              </w:rPr>
+              <w:t xml:space="preserve">'AI 언급' 사업 포함 여부에 따른 집계 차이를 비교하여 관여도 기준 집계 방식 제안</w:t>
+            </w:r>
+          </w:p>
+          <w:p>
+            <w:pPr>
+              <w:pStyle w:val="ListParagraph"/>
+              <w:numPr>
+                <w:ilvl w:val="0"/>
+                <w:numId w:val="2"/>
+              </w:numPr>
+              <w:spacing w:after="40" w:before="0" w:line="320"/>
+            </w:pPr>
+            <w:r>
+              <w:rPr>
+                <w:rFonts w:ascii="KoPub바탕체" w:cs="KoPub바탕체" w:eastAsia="KoPub바탕체" w:hAnsi="KoPub바탕체"/>
+                <w:b w:val="false"/>
+                <w:bCs w:val="false"/>
+                <w:sz w:val="21"/>
+                <w:szCs w:val="21"/>
+              </w:rPr>
+              <w:t xml:space="preserve">(소관별 구조와 분류체계 비교) 소관별 특화 구조와 다부처 운영 영역, 기존 지원분야 분류와의 교차, 어휘 임베딩(LSA) 결과와의 교차 검증</w:t>
+            </w:r>
+          </w:p>
+          <w:p>
+            <w:pPr>
+              <w:pStyle w:val="ListParagraph"/>
+              <w:numPr>
+                <w:ilvl w:val="0"/>
+                <w:numId w:val="2"/>
+              </w:numPr>
+              <w:spacing w:after="40" w:before="0" w:line="320"/>
+            </w:pPr>
+            <w:r>
+              <w:rPr>
+                <w:rFonts w:ascii="KoPub바탕체" w:cs="KoPub바탕체" w:eastAsia="KoPub바탕체" w:hAnsi="KoPub바탕체"/>
+                <w:b w:val="false"/>
+                <w:bCs w:val="false"/>
+                <w:sz w:val="21"/>
+                <w:szCs w:val="21"/>
+              </w:rPr>
+              <w:t xml:space="preserve">(시사점 및 정책과제) 분류체계 개편과 자동 분류, 사업목적 서술 기준, 유사중복 검토 제도화, 포트폴리오 정기 점검 방향</w:t>
             </w:r>
           </w:p>
         </w:tc>
@@ -1329,67 +1549,67 @@
                 <w:sz w:val="21"/>
                 <w:szCs w:val="21"/>
               </w:rPr>
-              <w:t xml:space="preserve">부처 간 상이한 사업 서술을 공통 기준으로 비교 가능하게 하여, 중소기업 지원사업 통합관리·사전협의·성과평가의 유사중복 검토 모집단 제공</w:t>
-            </w:r>
-          </w:p>
-          <w:p>
-            <w:pPr>
-              <w:pStyle w:val="ListParagraph"/>
-              <w:numPr>
-                <w:ilvl w:val="0"/>
-                <w:numId w:val="2"/>
-              </w:numPr>
-              <w:spacing w:after="40" w:before="0" w:line="320"/>
-            </w:pPr>
-            <w:r>
-              <w:rPr>
-                <w:rFonts w:ascii="KoPub바탕체" w:cs="KoPub바탕체" w:eastAsia="KoPub바탕체" w:hAnsi="KoPub바탕체"/>
-                <w:b w:val="false"/>
-                <w:bCs w:val="false"/>
-                <w:sz w:val="21"/>
-                <w:szCs w:val="21"/>
-              </w:rPr>
-              <w:t xml:space="preserve">기존 지원분야 분류의 결측(36%)·포괄 항목을 보완하는 자동 분류 절차와 '목적·대상·수단·내용·산업' 5축 분류 기준 제시</w:t>
-            </w:r>
-          </w:p>
-          <w:p>
-            <w:pPr>
-              <w:pStyle w:val="ListParagraph"/>
-              <w:numPr>
-                <w:ilvl w:val="0"/>
-                <w:numId w:val="2"/>
-              </w:numPr>
-              <w:spacing w:after="40" w:before="0" w:line="320"/>
-            </w:pPr>
-            <w:r>
-              <w:rPr>
-                <w:rFonts w:ascii="KoPub바탕체" w:cs="KoPub바탕체" w:eastAsia="KoPub바탕체" w:hAnsi="KoPub바탕체"/>
-                <w:b w:val="false"/>
-                <w:bCs w:val="false"/>
-                <w:sz w:val="21"/>
-                <w:szCs w:val="21"/>
-              </w:rPr>
-              <w:t xml:space="preserve">자금조달 편중(48%, 융자·보증 재원 제외 순지원 기준 병행)·역량형 지원 과소(5.0%) 등 포트폴리오 진단 지표를 제공하여 중소기업 지원 기본계획과 예산 편성의 근거자료로 활용</w:t>
-            </w:r>
-          </w:p>
-          <w:p>
-            <w:pPr>
-              <w:pStyle w:val="ListParagraph"/>
-              <w:numPr>
-                <w:ilvl w:val="0"/>
-                <w:numId w:val="2"/>
-              </w:numPr>
-              <w:spacing w:after="40" w:before="0" w:line="320"/>
-            </w:pPr>
-            <w:r>
-              <w:rPr>
-                <w:rFonts w:ascii="KoPub바탕체" w:cs="KoPub바탕체" w:eastAsia="KoPub바탕체" w:hAnsi="KoPub바탕체"/>
-                <w:b w:val="false"/>
-                <w:bCs w:val="false"/>
-                <w:sz w:val="21"/>
-                <w:szCs w:val="21"/>
-              </w:rPr>
-              <w:t xml:space="preserve">AI 등 정책 테마 지원의 관여도별 집계 기준(핵심 0.55조원·활용 포함 1.83조원·언급 포함 6.88조원)을 제시하여 정부 AI 지원 규모 산정과 성과관리의 근거로 활용</w:t>
+              <w:t xml:space="preserve">부처 간 상이한 사업 서술을 공통 기준으로 비교 가능하게 하여 중소기업 지원사업 통합관리·사전협의·성과평가의 유사중복 검토 모집단 제공</w:t>
+            </w:r>
+          </w:p>
+          <w:p>
+            <w:pPr>
+              <w:pStyle w:val="ListParagraph"/>
+              <w:numPr>
+                <w:ilvl w:val="0"/>
+                <w:numId w:val="2"/>
+              </w:numPr>
+              <w:spacing w:after="40" w:before="0" w:line="320"/>
+            </w:pPr>
+            <w:r>
+              <w:rPr>
+                <w:rFonts w:ascii="KoPub바탕체" w:cs="KoPub바탕체" w:eastAsia="KoPub바탕체" w:hAnsi="KoPub바탕체"/>
+                <w:b w:val="false"/>
+                <w:bCs w:val="false"/>
+                <w:sz w:val="21"/>
+                <w:szCs w:val="21"/>
+              </w:rPr>
+              <w:t xml:space="preserve">기존 지원분야 분류의 결측·포괄 항목을 보완하는 자동 분류 절차와 '목적·대상·수단·내용·산업' 5축 분류 기준 제시</w:t>
+            </w:r>
+          </w:p>
+          <w:p>
+            <w:pPr>
+              <w:pStyle w:val="ListParagraph"/>
+              <w:numPr>
+                <w:ilvl w:val="0"/>
+                <w:numId w:val="2"/>
+              </w:numPr>
+              <w:spacing w:after="40" w:before="0" w:line="320"/>
+            </w:pPr>
+            <w:r>
+              <w:rPr>
+                <w:rFonts w:ascii="KoPub바탕체" w:cs="KoPub바탕체" w:eastAsia="KoPub바탕체" w:hAnsi="KoPub바탕체"/>
+                <w:b w:val="false"/>
+                <w:bCs w:val="false"/>
+                <w:sz w:val="21"/>
+                <w:szCs w:val="21"/>
+              </w:rPr>
+              <w:t xml:space="preserve">유형별 예산 비중·추이 등 포트폴리오 진단 지표를 제공하여 중소기업 지원 기본계획과 예산 편성의 근거자료로 활용</w:t>
+            </w:r>
+          </w:p>
+          <w:p>
+            <w:pPr>
+              <w:pStyle w:val="ListParagraph"/>
+              <w:numPr>
+                <w:ilvl w:val="0"/>
+                <w:numId w:val="2"/>
+              </w:numPr>
+              <w:spacing w:after="40" w:before="0" w:line="320"/>
+            </w:pPr>
+            <w:r>
+              <w:rPr>
+                <w:rFonts w:ascii="KoPub바탕체" w:cs="KoPub바탕체" w:eastAsia="KoPub바탕체" w:hAnsi="KoPub바탕체"/>
+                <w:b w:val="false"/>
+                <w:bCs w:val="false"/>
+                <w:sz w:val="21"/>
+                <w:szCs w:val="21"/>
+              </w:rPr>
+              <w:t xml:space="preserve">AI 등 정책 테마 지원의 관여도별 집계 기준을 마련하여 정부 AI 지원 규모 산정과 성과관리의 근거로 활용</w:t>
             </w:r>
           </w:p>
         </w:tc>
@@ -1464,7 +1684,7 @@
                 <w:sz w:val="21"/>
                 <w:szCs w:val="21"/>
               </w:rPr>
-              <w:t xml:space="preserve">정책평가팀이 구축한 중소기업 지원사업 정보 DB(열린재정 사업설명자료 파싱, 중앙부처·지자체 세부·내역사업, 기업마당 공고 연계)와 공개 분석 코드(bge-m3, scikit-learn, kiwipiepy) 활용</w:t>
+              <w:t xml:space="preserve">정책평가팀이 구축한 중소기업 지원사업 정보 DB(열린재정 사업설명자료 파싱, 중앙부처·지자체 세부·내역사업, 기업마당 공고 연계)와 공개 분석 도구(bge-m3, scikit-learn, kiwipiepy) 활용</w:t>
             </w:r>
           </w:p>
           <w:p>

--- a/analysis/deliverables/KOSI_이슈n포커스_제안서_지원사업유형분석.docx
+++ b/analysis/deliverables/KOSI_이슈n포커스_제안서_지원사업유형분석.docx
@@ -1254,7 +1254,7 @@
                 <w:sz w:val="20"/>
                 <w:szCs w:val="20"/>
               </w:rPr>
-              <w:t xml:space="preserve">문장 임베딩(bge-m3) → 산업영역 방향 제거 → 기능어휘 결합 → 군집분석 → 해석적 병합</w:t>
+              <w:t xml:space="preserve">지원목적은 문장 임베딩(bge-m3) → 산업영역 방향 제거 → 기능어휘 결합 → 군집분석 → 해석적 병합, 지원대상·내용은 같은 임베딩·군집 절차, 지원수단은 지원형태 규칙, 지원산업은 산업 사전 규칙으로 유형화</w:t>
             </w:r>
           </w:p>
           <w:p>
@@ -1314,27 +1314,27 @@
                 <w:sz w:val="20"/>
                 <w:szCs w:val="20"/>
               </w:rPr>
-              <w:t xml:space="preserve">군집 수는 실루엣·재표본 안정성(ARI)으로 결정하고, 연도 간 배정 일관성으로 타당성 검증</w:t>
-            </w:r>
-          </w:p>
-          <w:p>
-            <w:pPr>
-              <w:pStyle w:val="ListParagraph"/>
-              <w:numPr>
-                <w:ilvl w:val="0"/>
-                <w:numId w:val="2"/>
-              </w:numPr>
-              <w:spacing w:after="40" w:before="0" w:line="320"/>
-            </w:pPr>
-            <w:r>
-              <w:rPr>
-                <w:rFonts w:ascii="KoPub바탕체" w:cs="KoPub바탕체" w:eastAsia="KoPub바탕체" w:hAnsi="KoPub바탕체"/>
-                <w:b w:val="false"/>
-                <w:bCs w:val="false"/>
-                <w:sz w:val="21"/>
-                <w:szCs w:val="21"/>
-              </w:rPr>
-              <w:t xml:space="preserve">(유형별 규모와 추이) 유형별 예산 비중과 2024~2026년 증감을 분석하여 편중·과소 유형과 신설·급증 유형을 식별</w:t>
+              <w:t xml:space="preserve">군집 수는 연도 간 배정 일치율·실루엣·최소 군집 크기로 결정하고, 재군집 안정성(ARI)과 기존 분류와의 정합성으로 타당성 검증</w:t>
+            </w:r>
+          </w:p>
+          <w:p>
+            <w:pPr>
+              <w:pStyle w:val="ListParagraph"/>
+              <w:numPr>
+                <w:ilvl w:val="0"/>
+                <w:numId w:val="2"/>
+              </w:numPr>
+              <w:spacing w:after="40" w:before="0" w:line="320"/>
+            </w:pPr>
+            <w:r>
+              <w:rPr>
+                <w:rFonts w:ascii="KoPub바탕체" w:cs="KoPub바탕체" w:eastAsia="KoPub바탕체" w:hAnsi="KoPub바탕체"/>
+                <w:b w:val="false"/>
+                <w:bCs w:val="false"/>
+                <w:sz w:val="21"/>
+                <w:szCs w:val="21"/>
+              </w:rPr>
+              <w:t xml:space="preserve">(유형별 규모와 추이) 유형별 예산 비중과 2024~2026년 증감을 분석하여 비중이 크거나 작은 유형과 신설·급증 유형을 식별</w:t>
             </w:r>
           </w:p>
           <w:p>
@@ -1354,27 +1354,7 @@
                 <w:sz w:val="20"/>
                 <w:szCs w:val="20"/>
               </w:rPr>
-              <w:t xml:space="preserve">융자·보증 재원을 제외한 순지원 기준 민감도 분석 병행</w:t>
-            </w:r>
-          </w:p>
-          <w:p>
-            <w:pPr>
-              <w:pStyle w:val="ListParagraph"/>
-              <w:numPr>
-                <w:ilvl w:val="0"/>
-                <w:numId w:val="2"/>
-              </w:numPr>
-              <w:spacing w:after="40" w:before="0" w:line="320"/>
-            </w:pPr>
-            <w:r>
-              <w:rPr>
-                <w:rFonts w:ascii="KoPub바탕체" w:cs="KoPub바탕체" w:eastAsia="KoPub바탕체" w:hAnsi="KoPub바탕체"/>
-                <w:b w:val="false"/>
-                <w:bCs w:val="false"/>
-                <w:sz w:val="21"/>
-                <w:szCs w:val="21"/>
-              </w:rPr>
-              <w:t xml:space="preserve">(지원대상·수단·내용 유형) 축별 유형 체계와 타당성 지표를 제시하고, 지원목적과의 교차 및 4축 조합을 분석</w:t>
+              <w:t xml:space="preserve">융자·보증 재원을 제외한 순지원 기준을 병행하여, 예산 총액 기준과 결론이 같은지 확인</w:t>
             </w:r>
           </w:p>
           <w:p>
@@ -1394,27 +1374,27 @@
                 <w:sz w:val="20"/>
                 <w:szCs w:val="20"/>
               </w:rPr>
-              <w:t xml:space="preserve">목적·대상·수단·내용 조합이 같은 사업군을 1차 유사중복 검토 모집단으로 제시</w:t>
-            </w:r>
-          </w:p>
-          <w:p>
-            <w:pPr>
-              <w:pStyle w:val="ListParagraph"/>
-              <w:numPr>
-                <w:ilvl w:val="0"/>
-                <w:numId w:val="2"/>
-              </w:numPr>
-              <w:spacing w:after="40" w:before="0" w:line="320"/>
-            </w:pPr>
-            <w:r>
-              <w:rPr>
-                <w:rFonts w:ascii="KoPub바탕체" w:cs="KoPub바탕체" w:eastAsia="KoPub바탕체" w:hAnsi="KoPub바탕체"/>
-                <w:b w:val="false"/>
-                <w:bCs w:val="false"/>
-                <w:sz w:val="21"/>
-                <w:szCs w:val="21"/>
-              </w:rPr>
-              <w:t xml:space="preserve">(지원산업 유형과 AI) 산업 분야 분류와 AI 관여도를 판정하고, 관여도 수준별 AI 지원 규모와 운영 소관 추이를 분석</w:t>
+              <w:t xml:space="preserve">내역 통합·이관 등 예산서 구조 변화에 따른 유형 간 이동을 연속성 정보로 구분하여 실질 증감을 해석</w:t>
+            </w:r>
+          </w:p>
+          <w:p>
+            <w:pPr>
+              <w:pStyle w:val="ListParagraph"/>
+              <w:numPr>
+                <w:ilvl w:val="0"/>
+                <w:numId w:val="2"/>
+              </w:numPr>
+              <w:spacing w:after="40" w:before="0" w:line="320"/>
+            </w:pPr>
+            <w:r>
+              <w:rPr>
+                <w:rFonts w:ascii="KoPub바탕체" w:cs="KoPub바탕체" w:eastAsia="KoPub바탕체" w:hAnsi="KoPub바탕체"/>
+                <w:b w:val="false"/>
+                <w:bCs w:val="false"/>
+                <w:sz w:val="21"/>
+                <w:szCs w:val="21"/>
+              </w:rPr>
+              <w:t xml:space="preserve">(지원대상·수단·내용 유형) 축별 유형 체계와 타당성 지표를 제시하고, 지원목적과의 교차 및 4축 조합을 분석</w:t>
             </w:r>
           </w:p>
           <w:p>
@@ -1434,6 +1414,46 @@
                 <w:sz w:val="20"/>
                 <w:szCs w:val="20"/>
               </w:rPr>
+              <w:t xml:space="preserve">목적·대상·수단·내용 조합이 같은 사업군을 1차 유사중복 검토 모집단으로 제시하고, 조합 내 문서 유사도로 실질적 중복 후보를 압축하는 절차 제안</w:t>
+            </w:r>
+          </w:p>
+          <w:p>
+            <w:pPr>
+              <w:pStyle w:val="ListParagraph"/>
+              <w:numPr>
+                <w:ilvl w:val="0"/>
+                <w:numId w:val="2"/>
+              </w:numPr>
+              <w:spacing w:after="40" w:before="0" w:line="320"/>
+            </w:pPr>
+            <w:r>
+              <w:rPr>
+                <w:rFonts w:ascii="KoPub바탕체" w:cs="KoPub바탕체" w:eastAsia="KoPub바탕체" w:hAnsi="KoPub바탕체"/>
+                <w:b w:val="false"/>
+                <w:bCs w:val="false"/>
+                <w:sz w:val="21"/>
+                <w:szCs w:val="21"/>
+              </w:rPr>
+              <w:t xml:space="preserve">(지원산업 유형과 AI) 산업 분야 분류와 AI 관여도를 판정하고, 관여도 수준별 AI 지원 규모와 운영 소관 추이를 분석</w:t>
+            </w:r>
+          </w:p>
+          <w:p>
+            <w:pPr>
+              <w:pStyle w:val="ListParagraph"/>
+              <w:numPr>
+                <w:ilvl w:val="1"/>
+                <w:numId w:val="2"/>
+              </w:numPr>
+              <w:spacing w:after="40" w:before="0" w:line="320"/>
+            </w:pPr>
+            <w:r>
+              <w:rPr>
+                <w:rFonts w:ascii="KoPub바탕체" w:cs="KoPub바탕체" w:eastAsia="KoPub바탕체" w:hAnsi="KoPub바탕체"/>
+                <w:b w:val="false"/>
+                <w:bCs w:val="false"/>
+                <w:sz w:val="20"/>
+                <w:szCs w:val="20"/>
+              </w:rPr>
               <w:t xml:space="preserve">'AI 언급' 사업 포함 여부에 따른 집계 차이를 비교하여 관여도 기준 집계 방식 제안</w:t>
             </w:r>
           </w:p>
@@ -1474,7 +1494,7 @@
                 <w:sz w:val="21"/>
                 <w:szCs w:val="21"/>
               </w:rPr>
-              <w:t xml:space="preserve">(시사점 및 정책과제) 분류체계 개편과 자동 분류, 사업목적 서술 기준, 유사중복 검토 제도화, 포트폴리오 정기 점검 방향</w:t>
+              <w:t xml:space="preserve">(시사점 및 정책과제) 분류체계 개편과 표본 검증을 전제로 한 자동 분류, 사업목적 서술 기준, 유사중복 검토 제도화, 포트폴리오 정기 점검 방향</w:t>
             </w:r>
           </w:p>
         </w:tc>
@@ -1549,7 +1569,7 @@
                 <w:sz w:val="21"/>
                 <w:szCs w:val="21"/>
               </w:rPr>
-              <w:t xml:space="preserve">부처 간 상이한 사업 서술을 공통 기준으로 비교 가능하게 하여 중소기업 지원사업 통합관리·사전협의·성과평가의 유사중복 검토 모집단 제공</w:t>
+              <w:t xml:space="preserve">부처 간 상이한 사업 서술을 공통 기준으로 비교 가능하게 하여 중소기업 지원사업 통합관리·사전협의·성과평가의 유사중복 검토 모집단과 후보 압축 절차 제공</w:t>
             </w:r>
           </w:p>
           <w:p>
@@ -1589,7 +1609,7 @@
                 <w:sz w:val="21"/>
                 <w:szCs w:val="21"/>
               </w:rPr>
-              <w:t xml:space="preserve">유형별 예산 비중·추이 등 포트폴리오 진단 지표를 제공하여 중소기업 지원 기본계획과 예산 편성의 근거자료로 활용</w:t>
+              <w:t xml:space="preserve">총액·순지원 기준의 유형별 예산 비중·추이 등 포트폴리오 진단 지표를 제공하여 중소기업 지원 기본계획과 예산 편성의 근거자료로 활용</w:t>
             </w:r>
           </w:p>
           <w:p>

--- a/analysis/deliverables/KOSI_이슈n포커스_제안서_지원사업유형분석.docx
+++ b/analysis/deliverables/KOSI_이슈n포커스_제안서_지원사업유형분석.docx
@@ -749,7 +749,7 @@
                 <w:sz w:val="20"/>
                 <w:szCs w:val="20"/>
               </w:rPr>
-              <w:t xml:space="preserve">— 문장 임베딩 기반 5축 분류와 지원 포트폴리오 진단(2024~2026년)</w:t>
+              <w:t xml:space="preserve">— 문장 임베딩 기반 유형화와 지원 구조 진단(2024~2026년)</w:t>
             </w:r>
           </w:p>
         </w:tc>
@@ -904,7 +904,7 @@
                 <w:sz w:val="21"/>
                 <w:szCs w:val="21"/>
               </w:rPr>
-              <w:t xml:space="preserve">기존 정책디렉토리 지원분야 분류는 결측·포괄 항목이 많고 목적과 수단이 한 축에 혼재되어 포트폴리오 점검 기준으로 한계</w:t>
+              <w:t xml:space="preserve">기존 정책디렉토리 지원분야 분류는 결측·포괄 항목이 많고 목적과 수단이 한 분류 안에 혼재되어 포트폴리오 점검 기준으로 한계</w:t>
             </w:r>
           </w:p>
           <w:p>
@@ -944,27 +944,27 @@
                 <w:sz w:val="20"/>
                 <w:szCs w:val="20"/>
               </w:rPr>
-              <w:t xml:space="preserve">수단 항목(융자)과 목적 항목(시장개척)이 같은 분류 축에 병렬 배치</w:t>
-            </w:r>
-          </w:p>
-          <w:p>
-            <w:pPr>
-              <w:pStyle w:val="ListParagraph"/>
-              <w:numPr>
-                <w:ilvl w:val="0"/>
-                <w:numId w:val="2"/>
-              </w:numPr>
-              <w:spacing w:after="40" w:before="0" w:line="320"/>
-            </w:pPr>
-            <w:r>
-              <w:rPr>
-                <w:rFonts w:ascii="KoPub바탕체" w:cs="KoPub바탕체" w:eastAsia="KoPub바탕체" w:hAnsi="KoPub바탕체"/>
-                <w:b w:val="false"/>
-                <w:bCs w:val="false"/>
-                <w:sz w:val="21"/>
-                <w:szCs w:val="21"/>
-              </w:rPr>
-              <w:t xml:space="preserve">사전협의·성과평가의 유사·중복 검토에는 목적·대상·수단·내용·산업을 함께 비교할 수 있는 다축 분류체계가 필요</w:t>
+              <w:t xml:space="preserve">수단 항목(융자)과 목적 항목(시장개척)이 같은 분류 단계에 병렬 배치</w:t>
+            </w:r>
+          </w:p>
+          <w:p>
+            <w:pPr>
+              <w:pStyle w:val="ListParagraph"/>
+              <w:numPr>
+                <w:ilvl w:val="0"/>
+                <w:numId w:val="2"/>
+              </w:numPr>
+              <w:spacing w:after="40" w:before="0" w:line="320"/>
+            </w:pPr>
+            <w:r>
+              <w:rPr>
+                <w:rFonts w:ascii="KoPub바탕체" w:cs="KoPub바탕체" w:eastAsia="KoPub바탕체" w:hAnsi="KoPub바탕체"/>
+                <w:b w:val="false"/>
+                <w:bCs w:val="false"/>
+                <w:sz w:val="21"/>
+                <w:szCs w:val="21"/>
+              </w:rPr>
+              <w:t xml:space="preserve">사전협의·성과평가의 유사·중복 검토에는 목적·대상·수단·내용·산업을 함께 비교할 수 있는 유형화 기준이 필요</w:t>
             </w:r>
           </w:p>
           <w:p>
@@ -1099,7 +1099,7 @@
                 <w:sz w:val="21"/>
                 <w:szCs w:val="21"/>
               </w:rPr>
-              <w:t xml:space="preserve">2024~2026년 중앙부처 내역사업 2,189건을 대상으로 지원목적·대상·수단·내용·산업 5개 축의 유형 분류체계를 도출</w:t>
+              <w:t xml:space="preserve">2024~2026년 중앙부처 내역사업 2,189건을 대상으로 지원목적·대상·수단·내용·산업별 유형을 도출</w:t>
             </w:r>
           </w:p>
           <w:p>
@@ -1139,27 +1139,27 @@
                 <w:sz w:val="20"/>
                 <w:szCs w:val="20"/>
               </w:rPr>
-              <w:t xml:space="preserve">지원산업 축에서 AI 관여도(핵심·활용·언급)를 판정하여 AI 지원 규모를 수준별로 산정</w:t>
-            </w:r>
-          </w:p>
-          <w:p>
-            <w:pPr>
-              <w:pStyle w:val="ListParagraph"/>
-              <w:numPr>
-                <w:ilvl w:val="0"/>
-                <w:numId w:val="2"/>
-              </w:numPr>
-              <w:spacing w:after="40" w:before="0" w:line="320"/>
-            </w:pPr>
-            <w:r>
-              <w:rPr>
-                <w:rFonts w:ascii="KoPub바탕체" w:cs="KoPub바탕체" w:eastAsia="KoPub바탕체" w:hAnsi="KoPub바탕체"/>
-                <w:b w:val="false"/>
-                <w:bCs w:val="false"/>
-                <w:sz w:val="21"/>
-                <w:szCs w:val="21"/>
-              </w:rPr>
-              <w:t xml:space="preserve">유형별 예산 구조·추이와 소관별 특성을 진단하여 분류체계 개편·유사중복 검토·포트폴리오 점검의 정책과제를 제안</w:t>
+              <w:t xml:space="preserve">지원산업 유형화 과정에서 AI 관여도(핵심·활용·언급)를 판정하여 AI 지원 규모를 수준별로 산정</w:t>
+            </w:r>
+          </w:p>
+          <w:p>
+            <w:pPr>
+              <w:pStyle w:val="ListParagraph"/>
+              <w:numPr>
+                <w:ilvl w:val="0"/>
+                <w:numId w:val="2"/>
+              </w:numPr>
+              <w:spacing w:after="40" w:before="0" w:line="320"/>
+            </w:pPr>
+            <w:r>
+              <w:rPr>
+                <w:rFonts w:ascii="KoPub바탕체" w:cs="KoPub바탕체" w:eastAsia="KoPub바탕체" w:hAnsi="KoPub바탕체"/>
+                <w:b w:val="false"/>
+                <w:bCs w:val="false"/>
+                <w:sz w:val="21"/>
+                <w:szCs w:val="21"/>
+              </w:rPr>
+              <w:t xml:space="preserve">유형별 예산 구조·추이와 소관별 특성을 진단하여 지원분야 분류 보완·유사중복 검토·포트폴리오 점검의 정책과제를 제안</w:t>
             </w:r>
           </w:p>
         </w:tc>
@@ -1394,7 +1394,7 @@
                 <w:sz w:val="21"/>
                 <w:szCs w:val="21"/>
               </w:rPr>
-              <w:t xml:space="preserve">(지원대상·수단·내용 유형) 축별 유형 체계와 타당성 지표를 제시하고, 지원목적과의 교차 및 4축 조합을 분석</w:t>
+              <w:t xml:space="preserve">(지원대상·수단·내용 유형) 유형별 체계와 타당성 지표를 제시하고, 지원목적과의 교차 및 유형 조합을 분석</w:t>
             </w:r>
           </w:p>
           <w:p>
@@ -1474,27 +1474,27 @@
                 <w:sz w:val="21"/>
                 <w:szCs w:val="21"/>
               </w:rPr>
-              <w:t xml:space="preserve">(소관별 구조와 분류체계 비교) 소관별 특화 구조와 다부처 운영 영역, 기존 지원분야 분류와의 교차, 어휘 임베딩(LSA) 결과와의 교차 검증</w:t>
-            </w:r>
-          </w:p>
-          <w:p>
-            <w:pPr>
-              <w:pStyle w:val="ListParagraph"/>
-              <w:numPr>
-                <w:ilvl w:val="0"/>
-                <w:numId w:val="2"/>
-              </w:numPr>
-              <w:spacing w:after="40" w:before="0" w:line="320"/>
-            </w:pPr>
-            <w:r>
-              <w:rPr>
-                <w:rFonts w:ascii="KoPub바탕체" w:cs="KoPub바탕체" w:eastAsia="KoPub바탕체" w:hAnsi="KoPub바탕체"/>
-                <w:b w:val="false"/>
-                <w:bCs w:val="false"/>
-                <w:sz w:val="21"/>
-                <w:szCs w:val="21"/>
-              </w:rPr>
-              <w:t xml:space="preserve">(시사점 및 정책과제) 분류체계 개편과 표본 검증을 전제로 한 자동 분류, 사업목적 서술 기준, 유사중복 검토 제도화, 포트폴리오 정기 점검 방향</w:t>
+              <w:t xml:space="preserve">(소관별 구조와 기존 분류 비교) 소관별 특화 구조와 다부처 운영 영역, 기존 지원분야 분류와의 교차, 어휘 임베딩(LSA) 결과와의 교차 검증</w:t>
+            </w:r>
+          </w:p>
+          <w:p>
+            <w:pPr>
+              <w:pStyle w:val="ListParagraph"/>
+              <w:numPr>
+                <w:ilvl w:val="0"/>
+                <w:numId w:val="2"/>
+              </w:numPr>
+              <w:spacing w:after="40" w:before="0" w:line="320"/>
+            </w:pPr>
+            <w:r>
+              <w:rPr>
+                <w:rFonts w:ascii="KoPub바탕체" w:cs="KoPub바탕체" w:eastAsia="KoPub바탕체" w:hAnsi="KoPub바탕체"/>
+                <w:b w:val="false"/>
+                <w:bCs w:val="false"/>
+                <w:sz w:val="21"/>
+                <w:szCs w:val="21"/>
+              </w:rPr>
+              <w:t xml:space="preserve">(시사점 및 정책과제) 지원분야 분류 보완과 표본 검증을 전제로 한 자동 분류, 사업목적 서술 기준, 유사중복 검토 제도화, 포트폴리오 정기 점검 방향</w:t>
             </w:r>
           </w:p>
         </w:tc>
@@ -1589,7 +1589,7 @@
                 <w:sz w:val="21"/>
                 <w:szCs w:val="21"/>
               </w:rPr>
-              <w:t xml:space="preserve">기존 지원분야 분류의 결측·포괄 항목을 보완하는 자동 분류 절차와 '목적·대상·수단·내용·산업' 5축 분류 기준 제시</w:t>
+              <w:t xml:space="preserve">기존 지원분야 분류의 결측·포괄 항목을 보완하는 자동 분류 절차와 목적·대상·수단·내용·산업별 유형화 기준 제시</w:t>
             </w:r>
           </w:p>
           <w:p>

--- a/analysis/deliverables/KOSI_이슈n포커스_제안서_지원사업유형분석.docx
+++ b/analysis/deliverables/KOSI_이슈n포커스_제안서_지원사업유형분석.docx
@@ -1159,7 +1159,7 @@
                 <w:sz w:val="21"/>
                 <w:szCs w:val="21"/>
               </w:rPr>
-              <w:t xml:space="preserve">유형별 예산 구조·추이와 소관별 특성을 진단하여 지원분야 분류 보완·유사중복 검토·포트폴리오 점검의 정책과제를 제안</w:t>
+              <w:t xml:space="preserve">유형별 예산 구조·추이와 소관별 특성을 진단하여 지원분야 분류 보완·유사·중복 검토·포트폴리오 점검의 정책과제를 제안</w:t>
             </w:r>
           </w:p>
         </w:tc>
@@ -1234,7 +1234,7 @@
                 <w:sz w:val="21"/>
                 <w:szCs w:val="21"/>
               </w:rPr>
-              <w:t xml:space="preserve">(서론) 연구 배경·목적, 분석자료와 방법</w:t>
+              <w:t xml:space="preserve">(1장 서론) 연구 배경·목적, 사업정보 DB 구축, 분석 방법</w:t>
             </w:r>
           </w:p>
           <w:p>
@@ -1254,47 +1254,7 @@
                 <w:sz w:val="20"/>
                 <w:szCs w:val="20"/>
               </w:rPr>
-              <w:t xml:space="preserve">지원목적은 문장 임베딩(bge-m3) → 산업영역 방향 제거 → 기능어휘 결합 → 군집분석 → 해석적 병합, 지원대상·내용은 같은 임베딩·군집 절차, 지원수단은 지원형태 규칙, 지원산업은 산업 사전 규칙으로 유형화</w:t>
-            </w:r>
-          </w:p>
-          <w:p>
-            <w:pPr>
-              <w:pStyle w:val="ListParagraph"/>
-              <w:numPr>
-                <w:ilvl w:val="0"/>
-                <w:numId w:val="2"/>
-              </w:numPr>
-              <w:spacing w:after="40" w:before="0" w:line="320"/>
-            </w:pPr>
-            <w:r>
-              <w:rPr>
-                <w:rFonts w:ascii="KoPub바탕체" w:cs="KoPub바탕체" w:eastAsia="KoPub바탕체" w:hAnsi="KoPub바탕체"/>
-                <w:b w:val="false"/>
-                <w:bCs w:val="false"/>
-                <w:sz w:val="21"/>
-                <w:szCs w:val="21"/>
-              </w:rPr>
-              <w:t xml:space="preserve">(사업정보 DB 구축) 열린재정 사업설명자료 전수 수집 → 중소기업 지원사업 선별 → 세부·내역사업 2계층 파싱 → 기업마당 공고·정책디렉토리 연계 → 연도 간 일몰·이관 추적</w:t>
-            </w:r>
-          </w:p>
-          <w:p>
-            <w:pPr>
-              <w:pStyle w:val="ListParagraph"/>
-              <w:numPr>
-                <w:ilvl w:val="0"/>
-                <w:numId w:val="2"/>
-              </w:numPr>
-              <w:spacing w:after="40" w:before="0" w:line="320"/>
-            </w:pPr>
-            <w:r>
-              <w:rPr>
-                <w:rFonts w:ascii="KoPub바탕체" w:cs="KoPub바탕체" w:eastAsia="KoPub바탕체" w:hAnsi="KoPub바탕체"/>
-                <w:b w:val="false"/>
-                <w:bCs w:val="false"/>
-                <w:sz w:val="21"/>
-                <w:szCs w:val="21"/>
-              </w:rPr>
-              <w:t xml:space="preserve">(지원목적 유형 체계) 군집분석과 해석적 병합으로 대분류·중분류 체계를 도출하고, 목적 서술이 포괄적인 사업의 지원내용 기반 배정 방법과 신뢰도를 제시</w:t>
+              <w:t xml:space="preserve">열린재정 사업설명자료 전수 수집 → 중소기업 지원사업 선별 → 세부·내역사업 구조화 → 기업마당 공고 연계 → 연도 간 일몰·이관 추적</w:t>
             </w:r>
           </w:p>
           <w:p>
@@ -1314,7 +1274,7 @@
                 <w:sz w:val="20"/>
                 <w:szCs w:val="20"/>
               </w:rPr>
-              <w:t xml:space="preserve">군집 수는 연도 간 배정 일치율·실루엣·최소 군집 크기로 결정하고, 재군집 안정성(ARI)과 기존 분류와의 정합성으로 타당성 검증</w:t>
+              <w:t xml:space="preserve">지원목적·대상·내용은 문장 임베딩(bge-m3)과 군집분석, 지원수단·산업은 판정 규칙으로 유형화</w:t>
             </w:r>
           </w:p>
           <w:p>
@@ -1334,7 +1294,7 @@
                 <w:sz w:val="21"/>
                 <w:szCs w:val="21"/>
               </w:rPr>
-              <w:t xml:space="preserve">(유형별 규모와 추이) 유형별 예산 비중과 2024~2026년 증감을 분석하여 비중이 크거나 작은 유형과 신설·급증 유형을 식별</w:t>
+              <w:t xml:space="preserve">(2장 지원사업 유형화) 유형화 기준, 지원목적 유형, 지원대상·지원수단·지원내용 유형, 지원산업 유형과 AI 지원 규모</w:t>
             </w:r>
           </w:p>
           <w:p>
@@ -1354,7 +1314,7 @@
                 <w:sz w:val="20"/>
                 <w:szCs w:val="20"/>
               </w:rPr>
-              <w:t xml:space="preserve">융자·보증 재원을 제외한 순지원 기준을 병행하여, 예산 총액 기준과 결론이 같은지 확인</w:t>
+              <w:t xml:space="preserve">목적 서술이 포괄적인 사업은 공고 지원내용·예산 산출근거로 유형을 부여하고, 배정 신뢰도를 함께 제시</w:t>
             </w:r>
           </w:p>
           <w:p>
@@ -1374,7 +1334,7 @@
                 <w:sz w:val="20"/>
                 <w:szCs w:val="20"/>
               </w:rPr>
-              <w:t xml:space="preserve">내역 통합·이관 등 예산서 구조 변화에 따른 유형 간 이동을 연속성 정보로 구분하여 실질 증감을 해석</w:t>
+              <w:t xml:space="preserve">AI 관여도(핵심·활용·언급)를 판정하고, 'AI 언급' 사업 포함 여부에 따른 집계 차이를 비교</w:t>
             </w:r>
           </w:p>
           <w:p>
@@ -1394,7 +1354,7 @@
                 <w:sz w:val="21"/>
                 <w:szCs w:val="21"/>
               </w:rPr>
-              <w:t xml:space="preserve">(지원대상·수단·내용 유형) 유형별 체계와 타당성 지표를 제시하고, 지원목적과의 교차 및 유형 조합을 분석</w:t>
+              <w:t xml:space="preserve">(3장 지원 구조 진단) 예산 구조와 추이, 유형 간 관계와 유사·중복 검토 모집단, 소관별 구조와 기존 분류 비교</w:t>
             </w:r>
           </w:p>
           <w:p>
@@ -1414,27 +1374,7 @@
                 <w:sz w:val="20"/>
                 <w:szCs w:val="20"/>
               </w:rPr>
-              <w:t xml:space="preserve">목적·대상·수단·내용 조합이 같은 사업군을 1차 유사중복 검토 모집단으로 제시하고, 조합 내 문서 유사도로 실질적 중복 후보를 압축하는 절차 제안</w:t>
-            </w:r>
-          </w:p>
-          <w:p>
-            <w:pPr>
-              <w:pStyle w:val="ListParagraph"/>
-              <w:numPr>
-                <w:ilvl w:val="0"/>
-                <w:numId w:val="2"/>
-              </w:numPr>
-              <w:spacing w:after="40" w:before="0" w:line="320"/>
-            </w:pPr>
-            <w:r>
-              <w:rPr>
-                <w:rFonts w:ascii="KoPub바탕체" w:cs="KoPub바탕체" w:eastAsia="KoPub바탕체" w:hAnsi="KoPub바탕체"/>
-                <w:b w:val="false"/>
-                <w:bCs w:val="false"/>
-                <w:sz w:val="21"/>
-                <w:szCs w:val="21"/>
-              </w:rPr>
-              <w:t xml:space="preserve">(지원산업 유형과 AI) 산업 분야 분류와 AI 관여도를 판정하고, 관여도 수준별 AI 지원 규모와 운영 소관 추이를 분석</w:t>
+              <w:t xml:space="preserve">융자·보증 재원을 제외한 순지원 기준을 병행하고, 내역 통합·이관에 따른 유형 간 이동을 구분하여 실질 증감을 해석</w:t>
             </w:r>
           </w:p>
           <w:p>
@@ -1454,7 +1394,7 @@
                 <w:sz w:val="20"/>
                 <w:szCs w:val="20"/>
               </w:rPr>
-              <w:t xml:space="preserve">'AI 언급' 사업 포함 여부에 따른 집계 차이를 비교하여 관여도 기준 집계 방식 제안</w:t>
+              <w:t xml:space="preserve">목적·대상·수단·내용 유형이 같은 사업군을 1차 유사·중복 검토 모집단으로 구성하고, 문서 유사도로 후보를 압축하는 절차를 제안</w:t>
             </w:r>
           </w:p>
           <w:p>
@@ -1474,7 +1414,7 @@
                 <w:sz w:val="21"/>
                 <w:szCs w:val="21"/>
               </w:rPr>
-              <w:t xml:space="preserve">(소관별 구조와 기존 분류 비교) 소관별 특화 구조와 다부처 운영 영역, 기존 지원분야 분류와의 교차, 어휘 임베딩(LSA) 결과와의 교차 검증</w:t>
+              <w:t xml:space="preserve">(4장 시사점 및 정책과제) 지원분야 분류 보완과 자동 유형화, 사업목적 서술 기준, 유사·중복 검토 제도화, 포트폴리오 정기 점검</w:t>
             </w:r>
           </w:p>
           <w:p>
@@ -1494,7 +1434,7 @@
                 <w:sz w:val="21"/>
                 <w:szCs w:val="21"/>
               </w:rPr>
-              <w:t xml:space="preserve">(시사점 및 정책과제) 지원분야 분류 보완과 표본 검증을 전제로 한 자동 분류, 사업목적 서술 기준, 유사중복 검토 제도화, 포트폴리오 정기 점검 방향</w:t>
+              <w:t xml:space="preserve">(부록) 유형화 방법과 타당성 검증(군집 수 결정, 재군집 안정성, 어휘 임베딩과의 교차 검증), 사업정보 DB 항목, 유형 정의</w:t>
             </w:r>
           </w:p>
         </w:tc>
@@ -1569,7 +1509,7 @@
                 <w:sz w:val="21"/>
                 <w:szCs w:val="21"/>
               </w:rPr>
-              <w:t xml:space="preserve">부처 간 상이한 사업 서술을 공통 기준으로 비교 가능하게 하여 중소기업 지원사업 통합관리·사전협의·성과평가의 유사중복 검토 모집단과 후보 압축 절차 제공</w:t>
+              <w:t xml:space="preserve">부처 간 상이한 사업 서술을 공통 기준으로 비교 가능하게 하여 중소기업 지원사업 통합관리·사전협의·성과평가의 유사·중복 검토 모집단과 후보 압축 절차 제공</w:t>
             </w:r>
           </w:p>
           <w:p>
@@ -1589,7 +1529,7 @@
                 <w:sz w:val="21"/>
                 <w:szCs w:val="21"/>
               </w:rPr>
-              <w:t xml:space="preserve">기존 지원분야 분류의 결측·포괄 항목을 보완하는 자동 분류 절차와 목적·대상·수단·내용·산업별 유형화 기준 제시</w:t>
+              <w:t xml:space="preserve">기존 지원분야 분류의 결측·포괄 항목을 보완하는 자동 유형화 절차와 목적·대상·수단·내용·산업별 유형화 기준 제시</w:t>
             </w:r>
           </w:p>
           <w:p>

--- a/analysis/deliverables/KOSI_이슈n포커스_제안서_지원사업유형분석.docx
+++ b/analysis/deliverables/KOSI_이슈n포커스_제안서_지원사업유형분석.docx
@@ -734,7 +734,7 @@
                 <w:sz w:val="22"/>
                 <w:szCs w:val="22"/>
               </w:rPr>
-              <w:t xml:space="preserve">중앙부처 중소기업 지원사업의 지원목적·대상·수단·내용·산업 유형 분석</w:t>
+              <w:t xml:space="preserve">중소기업 지원사업 유형화로 본 지원구조와 시사점</w:t>
             </w:r>
           </w:p>
           <w:p>
@@ -749,7 +749,7 @@
                 <w:sz w:val="20"/>
                 <w:szCs w:val="20"/>
               </w:rPr>
-              <w:t xml:space="preserve">— 문장 임베딩 기반 유형화와 지원 구조 진단(2024~2026년)</w:t>
+              <w:t xml:space="preserve">— 중앙부처 내역사업의 지원목적·대상·수단·내용·산업 유형 분석(2024~2026년)</w:t>
             </w:r>
           </w:p>
         </w:tc>

--- a/analysis/deliverables/KOSI_이슈n포커스_제안서_지원사업유형분석.docx
+++ b/analysis/deliverables/KOSI_이슈n포커스_제안서_지원사업유형분석.docx
@@ -1295,6 +1295,26 @@
                 <w:szCs w:val="21"/>
               </w:rPr>
               <w:t xml:space="preserve">(2장 지원사업 유형화) 유형화 기준, 지원목적 유형, 지원대상·지원수단·지원내용 유형, 지원산업 유형과 AI 지원 규모</w:t>
+            </w:r>
+          </w:p>
+          <w:p>
+            <w:pPr>
+              <w:pStyle w:val="ListParagraph"/>
+              <w:numPr>
+                <w:ilvl w:val="1"/>
+                <w:numId w:val="2"/>
+              </w:numPr>
+              <w:spacing w:after="40" w:before="0" w:line="320"/>
+            </w:pPr>
+            <w:r>
+              <w:rPr>
+                <w:rFonts w:ascii="KoPub바탕체" w:cs="KoPub바탕체" w:eastAsia="KoPub바탕체" w:hAnsi="KoPub바탕체"/>
+                <w:b w:val="false"/>
+                <w:bCs w:val="false"/>
+                <w:sz w:val="20"/>
+                <w:szCs w:val="20"/>
+              </w:rPr>
+              <w:t xml:space="preserve">유형의 명칭과 구성은 군집 결과를 바탕으로 전문가 자문을 거쳐 확정</w:t>
             </w:r>
           </w:p>
           <w:p>

--- a/analysis/deliverables/KOSI_이슈n포커스_제안서_지원사업유형분석.docx
+++ b/analysis/deliverables/KOSI_이슈n포커스_제안서_지원사업유형분석.docx
@@ -1139,7 +1139,7 @@
                 <w:sz w:val="20"/>
                 <w:szCs w:val="20"/>
               </w:rPr>
-              <w:t xml:space="preserve">지원산업 유형화 과정에서 AI 관여도(핵심·활용·언급)를 판정하여 AI 지원 규모를 수준별로 산정</w:t>
+              <w:t xml:space="preserve">지원산업 유형화 과정에서 정책 테마 관여도(핵심·활용·언급)를 판정하되, AI를 대표 사례로 검토하여 지원 규모를 수준별로 산정</w:t>
             </w:r>
           </w:p>
           <w:p>
@@ -1294,7 +1294,7 @@
                 <w:sz w:val="21"/>
                 <w:szCs w:val="21"/>
               </w:rPr>
-              <w:t xml:space="preserve">(2장 지원사업 유형화) 유형화 기준, 지원목적 유형, 지원대상·지원수단·지원내용 유형, 지원산업 유형과 AI 지원 규모</w:t>
+              <w:t xml:space="preserve">(2장 지원사업 유형화) 유형화 기준, 지원목적 유형, 지원대상·지원수단·지원내용 유형, 지원산업 유형과 정책 테마(AI) 지원 규모</w:t>
             </w:r>
           </w:p>
           <w:p>
